--- a/docs/technical/CSI TECHNICAL POSITION PAPER v0.1.docx
+++ b/docs/technical/CSI TECHNICAL POSITION PAPER v0.1.docx
@@ -5,2037 +5,1051 @@
     <w:p>
       <w:pPr>
         <w:rPr>
-          <w:rFonts w:ascii="Times New Roman" w:hAnsi="Times New Roman" w:cs="Times New Roman"/>
           <w:lang w:val="en-IE"/>
         </w:rPr>
       </w:pPr>
       <w:r>
         <w:rPr>
-          <w:rFonts w:ascii="Times New Roman" w:hAnsi="Times New Roman" w:cs="Times New Roman"/>
           <w:lang w:val="en-IE"/>
         </w:rPr>
         <w:t>CSI TECHNICAL POSITION PAPER v0.1</w:t>
       </w:r>
     </w:p>
     <w:p>
-      <w:pPr>
-        <w:rPr>
-          <w:rFonts w:ascii="Times New Roman" w:hAnsi="Times New Roman" w:cs="Times New Roman"/>
-        </w:rPr>
-      </w:pPr>
-      <w:r>
-        <w:rPr>
-          <w:rFonts w:ascii="Times New Roman" w:hAnsi="Times New Roman" w:cs="Times New Roman"/>
-        </w:rPr>
+      <w:r>
         <w:t>Título:</w:t>
       </w:r>
       <w:r>
-        <w:rPr>
-          <w:rFonts w:ascii="Times New Roman" w:hAnsi="Times New Roman" w:cs="Times New Roman"/>
-        </w:rPr>
         <w:br/>
         <w:t xml:space="preserve">Continuum </w:t>
       </w:r>
       <w:proofErr w:type="spellStart"/>
       <w:r>
-        <w:rPr>
-          <w:rFonts w:ascii="Times New Roman" w:hAnsi="Times New Roman" w:cs="Times New Roman"/>
-        </w:rPr>
         <w:t>Semantic</w:t>
       </w:r>
       <w:proofErr w:type="spellEnd"/>
       <w:r>
-        <w:rPr>
-          <w:rFonts w:ascii="Times New Roman" w:hAnsi="Times New Roman" w:cs="Times New Roman"/>
-        </w:rPr>
         <w:t xml:space="preserve"> </w:t>
       </w:r>
       <w:proofErr w:type="spellStart"/>
       <w:r>
-        <w:rPr>
-          <w:rFonts w:ascii="Times New Roman" w:hAnsi="Times New Roman" w:cs="Times New Roman"/>
-        </w:rPr>
         <w:t>Index</w:t>
       </w:r>
       <w:proofErr w:type="spellEnd"/>
       <w:r>
-        <w:rPr>
-          <w:rFonts w:ascii="Times New Roman" w:hAnsi="Times New Roman" w:cs="Times New Roman"/>
-        </w:rPr>
         <w:t xml:space="preserve"> (CSI)</w:t>
       </w:r>
       <w:r>
-        <w:rPr>
-          <w:rFonts w:ascii="Times New Roman" w:hAnsi="Times New Roman" w:cs="Times New Roman"/>
-        </w:rPr>
         <w:br/>
         <w:t>Marco conceptual para la medición de convergencia semántica, pérdida de diversidad cognitiva y colapso de distinción en sistemas de inteligencia artificial.</w:t>
       </w:r>
     </w:p>
     <w:p>
+      <w:r>
+        <w:t>RESUMEN EJECUTIVO</w:t>
+      </w:r>
+    </w:p>
+    <w:p>
+      <w:r>
+        <w:t xml:space="preserve">El Continuum </w:t>
+      </w:r>
+      <w:proofErr w:type="spellStart"/>
+      <w:r>
+        <w:t>Semantic</w:t>
+      </w:r>
+      <w:proofErr w:type="spellEnd"/>
+      <w:r>
+        <w:t xml:space="preserve"> </w:t>
+      </w:r>
+      <w:proofErr w:type="spellStart"/>
+      <w:r>
+        <w:t>Index</w:t>
+      </w:r>
+      <w:proofErr w:type="spellEnd"/>
+      <w:r>
+        <w:t xml:space="preserve"> (CSI) es una metodología en desarrollo orientada a la detección, medición y análisis de fenómenos de convergencia semántica en sistemas de inteligencia artificial.</w:t>
+      </w:r>
+    </w:p>
+    <w:p>
+      <w:r>
+        <w:t>El proyecto parte de la hipótesis de que determinados procesos de entrenamiento, alineamiento, optimización y agregación pueden inducir dinámicas progresivas de homogeneización representacional, reduciendo la capacidad de los sistemas para mantener diferencias semánticas significativas.</w:t>
+      </w:r>
+    </w:p>
+    <w:p>
+      <w:r>
+        <w:t>CSI pretende proporcionar un marco de observación, evaluación y auditoría de dichos fenómenos.</w:t>
+      </w:r>
+    </w:p>
+    <w:p>
+      <w:r>
+        <w:t>PROBLEMA</w:t>
+      </w:r>
+    </w:p>
+    <w:p>
+      <w:r>
+        <w:t>Las métricas actuales permiten medir con relativa precisión:</w:t>
+      </w:r>
+    </w:p>
+    <w:p>
+      <w:pPr>
+        <w:numPr>
+          <w:ilvl w:val="0"/>
+          <w:numId w:val="1"/>
+        </w:numPr>
+      </w:pPr>
+      <w:r>
+        <w:t>Rendimiento.</w:t>
+      </w:r>
+    </w:p>
+    <w:p>
+      <w:pPr>
+        <w:numPr>
+          <w:ilvl w:val="0"/>
+          <w:numId w:val="1"/>
+        </w:numPr>
+      </w:pPr>
+      <w:r>
+        <w:t>Precisión.</w:t>
+      </w:r>
+    </w:p>
+    <w:p>
+      <w:pPr>
+        <w:numPr>
+          <w:ilvl w:val="0"/>
+          <w:numId w:val="1"/>
+        </w:numPr>
+      </w:pPr>
+      <w:r>
+        <w:t>Robustez.</w:t>
+      </w:r>
+    </w:p>
+    <w:p>
+      <w:pPr>
+        <w:numPr>
+          <w:ilvl w:val="0"/>
+          <w:numId w:val="1"/>
+        </w:numPr>
+      </w:pPr>
+      <w:proofErr w:type="spellStart"/>
+      <w:r>
+        <w:t>Fairness</w:t>
+      </w:r>
+      <w:proofErr w:type="spellEnd"/>
+      <w:r>
+        <w:t>.</w:t>
+      </w:r>
+    </w:p>
+    <w:p>
+      <w:pPr>
+        <w:numPr>
+          <w:ilvl w:val="0"/>
+          <w:numId w:val="1"/>
+        </w:numPr>
+      </w:pPr>
+      <w:r>
+        <w:t>Toxicidad.</w:t>
+      </w:r>
+    </w:p>
+    <w:p>
+      <w:pPr>
+        <w:numPr>
+          <w:ilvl w:val="0"/>
+          <w:numId w:val="1"/>
+        </w:numPr>
+      </w:pPr>
+      <w:r>
+        <w:t>Seguridad.</w:t>
+      </w:r>
+    </w:p>
+    <w:p>
+      <w:r>
+        <w:t>Sin embargo, existe una carencia de herramientas específicamente diseñadas para medir la evolución de la diversidad semántica de un sistema a lo largo del tiempo.</w:t>
+      </w:r>
+    </w:p>
+    <w:p>
+      <w:r>
+        <w:t>Esta limitación dificulta la identificación temprana de procesos de convergencia excesiva y homogeneización representacional.</w:t>
+      </w:r>
+    </w:p>
+    <w:p>
+      <w:r>
+        <w:t>HIPÓTESIS FUNDACIONAL</w:t>
+      </w:r>
+    </w:p>
+    <w:p>
+      <w:r>
+        <w:t>La hipótesis central del proyecto establece que los sistemas de inteligencia artificial sometidos a procesos iterativos de entrenamiento, alineamiento o agregación pueden evolucionar hacia estados progresivamente más homogéneos.</w:t>
+      </w:r>
+    </w:p>
+    <w:p>
+      <w:r>
+        <w:lastRenderedPageBreak/>
+        <w:t>Como consecuencia:</w:t>
+      </w:r>
+    </w:p>
+    <w:p>
+      <w:pPr>
+        <w:numPr>
+          <w:ilvl w:val="0"/>
+          <w:numId w:val="2"/>
+        </w:numPr>
+      </w:pPr>
+      <w:r>
+        <w:t>Disminuye la diferenciación semántica.</w:t>
+      </w:r>
+    </w:p>
+    <w:p>
+      <w:pPr>
+        <w:numPr>
+          <w:ilvl w:val="0"/>
+          <w:numId w:val="2"/>
+        </w:numPr>
+      </w:pPr>
+      <w:r>
+        <w:t>Aumenta la similitud entre respuestas.</w:t>
+      </w:r>
+    </w:p>
+    <w:p>
+      <w:pPr>
+        <w:numPr>
+          <w:ilvl w:val="0"/>
+          <w:numId w:val="2"/>
+        </w:numPr>
+      </w:pPr>
+      <w:r>
+        <w:t>Se reducen perspectivas alternativas.</w:t>
+      </w:r>
+    </w:p>
+    <w:p>
+      <w:pPr>
+        <w:numPr>
+          <w:ilvl w:val="0"/>
+          <w:numId w:val="2"/>
+        </w:numPr>
+      </w:pPr>
+      <w:r>
+        <w:t>Se concentran patrones argumentativos.</w:t>
+      </w:r>
+    </w:p>
+    <w:p>
+      <w:pPr>
+        <w:numPr>
+          <w:ilvl w:val="0"/>
+          <w:numId w:val="2"/>
+        </w:numPr>
+      </w:pPr>
+      <w:r>
+        <w:t>Se incrementa la uniformidad representacional.</w:t>
+      </w:r>
+    </w:p>
+    <w:p>
+      <w:r>
+        <w:t>CSI pretende cuantificar dicha evolución.</w:t>
+      </w:r>
+    </w:p>
+    <w:p>
+      <w:r>
+        <w:t>CONCEPTO CENTRAL</w:t>
+      </w:r>
+    </w:p>
+    <w:p>
+      <w:r>
+        <w:t>COLAPSO DE DISTINCIÓN</w:t>
+      </w:r>
+    </w:p>
+    <w:p>
+      <w:r>
+        <w:t>Se define como el proceso mediante el cual representaciones inicialmente diferenciadas convergen progresivamente hacia estados semánticos más uniformes.</w:t>
+      </w:r>
+    </w:p>
+    <w:p>
+      <w:r>
+        <w:t>Desde esta perspectiva, la diversidad semántica constituye un recurso medible cuya reducción puede ser observada mediante indicadores específicos.</w:t>
+      </w:r>
+    </w:p>
+    <w:p>
+      <w:r>
+        <w:t>OBJETIVO DEL CSI</w:t>
+      </w:r>
+    </w:p>
+    <w:p>
+      <w:r>
+        <w:t>El objetivo principal del CSI consiste en medir:</w:t>
+      </w:r>
+    </w:p>
+    <w:p>
+      <w:pPr>
+        <w:numPr>
+          <w:ilvl w:val="0"/>
+          <w:numId w:val="3"/>
+        </w:numPr>
+      </w:pPr>
+      <w:r>
+        <w:t>Distinción semántica.</w:t>
+      </w:r>
+    </w:p>
+    <w:p>
+      <w:pPr>
+        <w:numPr>
+          <w:ilvl w:val="0"/>
+          <w:numId w:val="3"/>
+        </w:numPr>
+      </w:pPr>
+      <w:r>
+        <w:t>Diversidad cognitiva.</w:t>
+      </w:r>
+    </w:p>
+    <w:p>
+      <w:pPr>
+        <w:numPr>
+          <w:ilvl w:val="0"/>
+          <w:numId w:val="3"/>
+        </w:numPr>
+      </w:pPr>
+      <w:r>
+        <w:t>Persistencia diferencial.</w:t>
+      </w:r>
+    </w:p>
+    <w:p>
+      <w:pPr>
+        <w:numPr>
+          <w:ilvl w:val="0"/>
+          <w:numId w:val="3"/>
+        </w:numPr>
+      </w:pPr>
+      <w:r>
+        <w:t>Convergencia contextual.</w:t>
+      </w:r>
+    </w:p>
+    <w:p>
+      <w:pPr>
+        <w:numPr>
+          <w:ilvl w:val="0"/>
+          <w:numId w:val="3"/>
+        </w:numPr>
+      </w:pPr>
+      <w:r>
+        <w:t>Homogeneización representacional.</w:t>
+      </w:r>
+    </w:p>
+    <w:p>
+      <w:r>
+        <w:t>El índice no pretende medir precisión ni rendimiento.</w:t>
+      </w:r>
+    </w:p>
+    <w:p>
+      <w:r>
+        <w:t>Su finalidad es evaluar la capacidad de un sistema para conservar diferencias significativas entre representaciones.</w:t>
+      </w:r>
+    </w:p>
+    <w:p>
+      <w:r>
+        <w:t>DIFERENCIACIÓN FRENTE AL ESTADO DEL ARTE</w:t>
+      </w:r>
+    </w:p>
+    <w:p>
+      <w:proofErr w:type="spellStart"/>
+      <w:r>
+        <w:t>Cosine</w:t>
+      </w:r>
+      <w:proofErr w:type="spellEnd"/>
+      <w:r>
+        <w:t xml:space="preserve"> </w:t>
+      </w:r>
+      <w:proofErr w:type="spellStart"/>
+      <w:r>
+        <w:t>Similarity</w:t>
+      </w:r>
+      <w:proofErr w:type="spellEnd"/>
+    </w:p>
+    <w:p>
+      <w:r>
+        <w:t>Mide similitud entre vectores concretos.</w:t>
+      </w:r>
+    </w:p>
+    <w:p>
+      <w:r>
+        <w:t>CSI pretende medir la evolución global de la diferenciación de un sistema.</w:t>
+      </w:r>
+    </w:p>
+    <w:p>
+      <w:proofErr w:type="spellStart"/>
+      <w:r>
+        <w:t>Clustering</w:t>
+      </w:r>
+      <w:proofErr w:type="spellEnd"/>
+    </w:p>
+    <w:p>
+      <w:r>
+        <w:lastRenderedPageBreak/>
+        <w:t>Detecta agrupaciones.</w:t>
+      </w:r>
+    </w:p>
+    <w:p>
+      <w:r>
+        <w:t>CSI pretende medir cuándo dichas agrupaciones dejan de ser significativamente distintas.</w:t>
+      </w:r>
+    </w:p>
+    <w:p>
+      <w:proofErr w:type="spellStart"/>
+      <w:r>
+        <w:t>Fairness</w:t>
+      </w:r>
+      <w:proofErr w:type="spellEnd"/>
+      <w:r>
+        <w:t xml:space="preserve"> </w:t>
+      </w:r>
+      <w:proofErr w:type="spellStart"/>
+      <w:r>
+        <w:t>Metrics</w:t>
+      </w:r>
+      <w:proofErr w:type="spellEnd"/>
+    </w:p>
+    <w:p>
+      <w:r>
+        <w:t>Evalúan sesgos concretos.</w:t>
+      </w:r>
+    </w:p>
+    <w:p>
+      <w:r>
+        <w:t>CSI pretende medir dinámicas generales de convergencia semántica independientemente del tipo de sesgo.</w:t>
+      </w:r>
+    </w:p>
+    <w:p>
+      <w:proofErr w:type="spellStart"/>
+      <w:r>
+        <w:t>Robustness</w:t>
+      </w:r>
+      <w:proofErr w:type="spellEnd"/>
+      <w:r>
+        <w:t xml:space="preserve"> </w:t>
+      </w:r>
+      <w:proofErr w:type="spellStart"/>
+      <w:r>
+        <w:t>Metrics</w:t>
+      </w:r>
+      <w:proofErr w:type="spellEnd"/>
+    </w:p>
+    <w:p>
+      <w:r>
+        <w:t>Evalúan estabilidad frente a perturbaciones.</w:t>
+      </w:r>
+    </w:p>
+    <w:p>
+      <w:r>
+        <w:t>CSI evalúa pérdida de pluralidad representacional.</w:t>
+      </w:r>
+    </w:p>
+    <w:p>
+      <w:r>
+        <w:t>Definición diferencial</w:t>
+      </w:r>
+    </w:p>
+    <w:p>
+      <w:r>
+        <w:t xml:space="preserve">Mientras la mayoría de </w:t>
+      </w:r>
+      <w:proofErr w:type="gramStart"/>
+      <w:r>
+        <w:t>métricas</w:t>
+      </w:r>
+      <w:proofErr w:type="gramEnd"/>
+      <w:r>
+        <w:t xml:space="preserve"> responden:</w:t>
+      </w:r>
+    </w:p>
+    <w:p>
+      <w:r>
+        <w:t>"¿Qué tan correcto o robusto es un sistema?"</w:t>
+      </w:r>
+    </w:p>
+    <w:p>
+      <w:r>
+        <w:t>CSI pretende responder:</w:t>
+      </w:r>
+    </w:p>
+    <w:p>
+      <w:r>
+        <w:t>"¿Está perdiendo capacidad para mantener diferencias semánticas significativas?"</w:t>
+      </w:r>
+    </w:p>
+    <w:p>
+      <w:r>
+        <w:t>ARQUITECTURA CONCEPTUAL</w:t>
+      </w:r>
+    </w:p>
+    <w:p>
+      <w:r>
+        <w:t>ENTRADAS</w:t>
+      </w:r>
+    </w:p>
+    <w:p>
+      <w:r>
+        <w:t>Nivel 1</w:t>
+      </w:r>
+    </w:p>
+    <w:p>
+      <w:pPr>
+        <w:numPr>
+          <w:ilvl w:val="0"/>
+          <w:numId w:val="4"/>
+        </w:numPr>
+      </w:pPr>
+      <w:proofErr w:type="spellStart"/>
+      <w:r>
+        <w:t>Prompts</w:t>
+      </w:r>
+      <w:proofErr w:type="spellEnd"/>
+      <w:r>
+        <w:t>.</w:t>
+      </w:r>
+    </w:p>
+    <w:p>
+      <w:pPr>
+        <w:numPr>
+          <w:ilvl w:val="0"/>
+          <w:numId w:val="4"/>
+        </w:numPr>
+      </w:pPr>
+      <w:r>
+        <w:t>Respuestas.</w:t>
+      </w:r>
+    </w:p>
+    <w:p>
+      <w:pPr>
+        <w:numPr>
+          <w:ilvl w:val="0"/>
+          <w:numId w:val="4"/>
+        </w:numPr>
+      </w:pPr>
+      <w:r>
+        <w:t>Conversaciones.</w:t>
+      </w:r>
+    </w:p>
+    <w:p>
+      <w:r>
+        <w:t>Nivel 2</w:t>
+      </w:r>
+    </w:p>
+    <w:p>
+      <w:pPr>
+        <w:numPr>
+          <w:ilvl w:val="0"/>
+          <w:numId w:val="5"/>
+        </w:numPr>
+      </w:pPr>
+      <w:proofErr w:type="spellStart"/>
+      <w:r>
+        <w:t>Embeddings</w:t>
+      </w:r>
+      <w:proofErr w:type="spellEnd"/>
+      <w:r>
+        <w:t>.</w:t>
+      </w:r>
+    </w:p>
+    <w:p>
+      <w:pPr>
+        <w:numPr>
+          <w:ilvl w:val="0"/>
+          <w:numId w:val="5"/>
+        </w:numPr>
+      </w:pPr>
+      <w:r>
+        <w:t>Representaciones vectoriales.</w:t>
+      </w:r>
+    </w:p>
+    <w:p>
+      <w:r>
+        <w:t>Nivel 3</w:t>
+      </w:r>
+    </w:p>
+    <w:p>
+      <w:pPr>
+        <w:numPr>
+          <w:ilvl w:val="0"/>
+          <w:numId w:val="6"/>
+        </w:numPr>
+      </w:pPr>
+      <w:proofErr w:type="spellStart"/>
+      <w:proofErr w:type="gramStart"/>
+      <w:r>
+        <w:t>Clusters</w:t>
+      </w:r>
+      <w:proofErr w:type="spellEnd"/>
+      <w:proofErr w:type="gramEnd"/>
+      <w:r>
+        <w:t xml:space="preserve"> semánticos.</w:t>
+      </w:r>
+    </w:p>
+    <w:p>
+      <w:pPr>
+        <w:numPr>
+          <w:ilvl w:val="0"/>
+          <w:numId w:val="6"/>
+        </w:numPr>
+      </w:pPr>
+      <w:r>
+        <w:t>Evolución temporal.</w:t>
+      </w:r>
+    </w:p>
+    <w:p>
+      <w:r>
+        <w:t>PROCESAMIENTO</w:t>
+      </w:r>
+    </w:p>
+    <w:p>
+      <w:r>
+        <w:t>Análisis de:</w:t>
+      </w:r>
+    </w:p>
+    <w:p>
+      <w:pPr>
+        <w:numPr>
+          <w:ilvl w:val="0"/>
+          <w:numId w:val="7"/>
+        </w:numPr>
+      </w:pPr>
+      <w:r>
+        <w:lastRenderedPageBreak/>
+        <w:t>Similitud.</w:t>
+      </w:r>
+    </w:p>
+    <w:p>
+      <w:pPr>
+        <w:numPr>
+          <w:ilvl w:val="0"/>
+          <w:numId w:val="7"/>
+        </w:numPr>
+      </w:pPr>
+      <w:r>
+        <w:t>Diversidad.</w:t>
+      </w:r>
+    </w:p>
+    <w:p>
+      <w:pPr>
+        <w:numPr>
+          <w:ilvl w:val="0"/>
+          <w:numId w:val="7"/>
+        </w:numPr>
+      </w:pPr>
+      <w:r>
+        <w:t>Dispersión.</w:t>
+      </w:r>
+    </w:p>
+    <w:p>
+      <w:pPr>
+        <w:numPr>
+          <w:ilvl w:val="0"/>
+          <w:numId w:val="7"/>
+        </w:numPr>
+      </w:pPr>
+      <w:r>
+        <w:t>Persistencia.</w:t>
+      </w:r>
+    </w:p>
+    <w:p>
+      <w:pPr>
+        <w:numPr>
+          <w:ilvl w:val="0"/>
+          <w:numId w:val="7"/>
+        </w:numPr>
+      </w:pPr>
+      <w:r>
+        <w:t>Convergencia.</w:t>
+      </w:r>
+    </w:p>
+    <w:p>
+      <w:r>
+        <w:t>SALIDA</w:t>
+      </w:r>
+    </w:p>
+    <w:p>
+      <w:r>
+        <w:t>CSI Score.</w:t>
+      </w:r>
+    </w:p>
+    <w:p>
+      <w:r>
+        <w:t>Escala conceptual inicial:</w:t>
+      </w:r>
+    </w:p>
+    <w:p>
+      <w:r>
+        <w:t>0,00 – 0,25</w:t>
+      </w:r>
+      <w:r>
+        <w:br/>
+        <w:t>Alta diversidad semántica.</w:t>
+      </w:r>
+    </w:p>
+    <w:p>
+      <w:r>
+        <w:t>0,26 – 0,50</w:t>
+      </w:r>
+      <w:r>
+        <w:br/>
+        <w:t>Diversidad moderada.</w:t>
+      </w:r>
+    </w:p>
+    <w:p>
+      <w:r>
+        <w:t>0,51 – 0,75</w:t>
+      </w:r>
+      <w:r>
+        <w:br/>
+        <w:t>Convergencia elevada.</w:t>
+      </w:r>
+    </w:p>
+    <w:p>
+      <w:r>
+        <w:t>0,76 – 1,00</w:t>
+      </w:r>
+      <w:r>
+        <w:br/>
+        <w:t>Homogeneización significativa.</w:t>
+      </w:r>
+    </w:p>
+    <w:p>
+      <w:r>
+        <w:t>VALIDACIÓN EXPERIMENTAL PROPUESTA</w:t>
+      </w:r>
+    </w:p>
+    <w:p>
+      <w:r>
+        <w:t>Experimento 1</w:t>
+      </w:r>
+    </w:p>
+    <w:p>
+      <w:r>
+        <w:t>Comparación entre:</w:t>
+      </w:r>
+    </w:p>
+    <w:p>
+      <w:pPr>
+        <w:numPr>
+          <w:ilvl w:val="0"/>
+          <w:numId w:val="8"/>
+        </w:numPr>
+      </w:pPr>
+      <w:r>
+        <w:t>Modelo base.</w:t>
+      </w:r>
+    </w:p>
+    <w:p>
+      <w:pPr>
+        <w:numPr>
+          <w:ilvl w:val="0"/>
+          <w:numId w:val="8"/>
+        </w:numPr>
+      </w:pPr>
+      <w:r>
+        <w:t>Modelo alineado.</w:t>
+      </w:r>
+    </w:p>
+    <w:p>
+      <w:r>
+        <w:t>Procedimiento:</w:t>
+      </w:r>
+    </w:p>
+    <w:p>
+      <w:pPr>
+        <w:numPr>
+          <w:ilvl w:val="0"/>
+          <w:numId w:val="9"/>
+        </w:numPr>
+      </w:pPr>
+      <w:r>
+        <w:t>Formular el mismo conjunto de preguntas.</w:t>
+      </w:r>
+    </w:p>
+    <w:p>
+      <w:pPr>
+        <w:numPr>
+          <w:ilvl w:val="0"/>
+          <w:numId w:val="9"/>
+        </w:numPr>
+      </w:pPr>
+      <w:r>
+        <w:t>Analizar respuestas.</w:t>
+      </w:r>
+    </w:p>
+    <w:p>
+      <w:pPr>
+        <w:numPr>
+          <w:ilvl w:val="0"/>
+          <w:numId w:val="9"/>
+        </w:numPr>
+      </w:pPr>
+      <w:r>
+        <w:t>Medir diversidad semántica.</w:t>
+      </w:r>
+    </w:p>
+    <w:p>
+      <w:pPr>
+        <w:numPr>
+          <w:ilvl w:val="0"/>
+          <w:numId w:val="9"/>
+        </w:numPr>
+      </w:pPr>
+      <w:r>
+        <w:t>Medir convergencia argumentativa.</w:t>
+      </w:r>
+    </w:p>
+    <w:p>
+      <w:pPr>
+        <w:numPr>
+          <w:ilvl w:val="0"/>
+          <w:numId w:val="9"/>
+        </w:numPr>
+      </w:pPr>
+      <w:r>
+        <w:t>Comparar resultados.</w:t>
+      </w:r>
+    </w:p>
+    <w:p>
+      <w:r>
+        <w:t>Hipótesis:</w:t>
+      </w:r>
+    </w:p>
+    <w:p>
+      <w:r>
+        <w:t>Los modelos más alineados presentarán mayores niveles de convergencia semántica.</w:t>
+      </w:r>
+    </w:p>
+    <w:p>
+      <w:r>
+        <w:lastRenderedPageBreak/>
+        <w:t>PRODUCTOS DERIVADOS</w:t>
+      </w:r>
+    </w:p>
+    <w:p>
+      <w:r>
+        <w:t>CSI Audit</w:t>
+      </w:r>
+    </w:p>
+    <w:p>
+      <w:r>
+        <w:t>Servicio de auditoría especializada.</w:t>
+      </w:r>
+    </w:p>
+    <w:p>
+      <w:r>
+        <w:t xml:space="preserve">CSI </w:t>
+      </w:r>
+      <w:proofErr w:type="spellStart"/>
+      <w:r>
+        <w:t>Compliance</w:t>
+      </w:r>
+      <w:proofErr w:type="spellEnd"/>
+    </w:p>
+    <w:p>
+      <w:r>
+        <w:t>Herramienta de apoyo a gobernanza y cumplimiento normativo.</w:t>
+      </w:r>
+    </w:p>
+    <w:p>
+      <w:r>
+        <w:t>CSI Monitor</w:t>
+      </w:r>
+    </w:p>
+    <w:p>
+      <w:r>
+        <w:t>Monitorización continua de sistemas IA.</w:t>
+      </w:r>
+    </w:p>
+    <w:p>
+      <w:r>
+        <w:t>CSI API</w:t>
+      </w:r>
+    </w:p>
+    <w:p>
+      <w:r>
+        <w:t>Integración empresarial.</w:t>
+      </w:r>
+    </w:p>
+    <w:p>
+      <w:r>
+        <w:t xml:space="preserve">CSI </w:t>
+      </w:r>
+      <w:proofErr w:type="spellStart"/>
+      <w:r>
+        <w:t>Research</w:t>
+      </w:r>
+      <w:proofErr w:type="spellEnd"/>
+    </w:p>
+    <w:p>
+      <w:r>
+        <w:t>Licencias para investigación.</w:t>
+      </w:r>
+    </w:p>
+    <w:p>
+      <w:r>
+        <w:t xml:space="preserve">CSI </w:t>
+      </w:r>
+      <w:proofErr w:type="spellStart"/>
+      <w:r>
+        <w:t>Observatory</w:t>
+      </w:r>
+      <w:proofErr w:type="spellEnd"/>
+    </w:p>
+    <w:p>
+      <w:r>
+        <w:t>Observatorio de convergencia semántica.</w:t>
+      </w:r>
+    </w:p>
+    <w:p>
+      <w:r>
+        <w:t>APLICACIONES</w:t>
+      </w:r>
+    </w:p>
+    <w:p>
+      <w:pPr>
+        <w:numPr>
+          <w:ilvl w:val="0"/>
+          <w:numId w:val="10"/>
+        </w:numPr>
+      </w:pPr>
+      <w:r>
+        <w:t>Auditoría de IA.</w:t>
+      </w:r>
+    </w:p>
+    <w:p>
+      <w:pPr>
+        <w:numPr>
+          <w:ilvl w:val="0"/>
+          <w:numId w:val="10"/>
+        </w:numPr>
+      </w:pPr>
+      <w:r>
+        <w:t>Gobernanza algorítmica.</w:t>
+      </w:r>
+    </w:p>
+    <w:p>
+      <w:pPr>
+        <w:numPr>
+          <w:ilvl w:val="0"/>
+          <w:numId w:val="10"/>
+        </w:numPr>
+      </w:pPr>
+      <w:r>
+        <w:t>Cumplimiento normativo.</w:t>
+      </w:r>
+    </w:p>
+    <w:p>
+      <w:pPr>
+        <w:numPr>
+          <w:ilvl w:val="0"/>
+          <w:numId w:val="10"/>
+        </w:numPr>
+      </w:pPr>
+      <w:r>
+        <w:t>Evaluación de riesgos.</w:t>
+      </w:r>
+    </w:p>
+    <w:p>
+      <w:pPr>
+        <w:numPr>
+          <w:ilvl w:val="0"/>
+          <w:numId w:val="10"/>
+        </w:numPr>
+      </w:pPr>
+      <w:r>
+        <w:t>Supervisión de modelos generativos.</w:t>
+      </w:r>
+    </w:p>
+    <w:p>
+      <w:pPr>
+        <w:numPr>
+          <w:ilvl w:val="0"/>
+          <w:numId w:val="10"/>
+        </w:numPr>
+      </w:pPr>
+      <w:r>
+        <w:t>Comparación de sistemas IA.</w:t>
+      </w:r>
+    </w:p>
+    <w:p>
+      <w:pPr>
+        <w:numPr>
+          <w:ilvl w:val="0"/>
+          <w:numId w:val="10"/>
+        </w:numPr>
+      </w:pPr>
+      <w:r>
+        <w:t>Investigación académica.</w:t>
+      </w:r>
+    </w:p>
+    <w:p>
+      <w:r>
+        <w:t>VISIÓN ESTRATÉGICA</w:t>
+      </w:r>
+    </w:p>
+    <w:p>
+      <w:r>
+        <w:t xml:space="preserve">Continuum AI </w:t>
+      </w:r>
+      <w:proofErr w:type="spellStart"/>
+      <w:r>
+        <w:t>Analytics</w:t>
+      </w:r>
+      <w:proofErr w:type="spellEnd"/>
+      <w:r>
+        <w:t xml:space="preserve"> aspira a convertirse en una empresa especializada en tecnologías de evaluación de convergencia semántica y riesgos emergentes asociados a sistemas de inteligencia artificial.</w:t>
+      </w:r>
+    </w:p>
+    <w:p>
+      <w:r>
+        <w:t xml:space="preserve">CSI Labs constituirá la unidad tecnológica encargada del desarrollo, validación y explotación del Continuum </w:t>
+      </w:r>
+      <w:proofErr w:type="spellStart"/>
+      <w:r>
+        <w:t>Semantic</w:t>
+      </w:r>
+      <w:proofErr w:type="spellEnd"/>
+      <w:r>
+        <w:t xml:space="preserve"> </w:t>
+      </w:r>
+      <w:proofErr w:type="spellStart"/>
+      <w:r>
+        <w:t>Index</w:t>
+      </w:r>
+      <w:proofErr w:type="spellEnd"/>
+      <w:r>
+        <w:t>.</w:t>
+      </w:r>
+    </w:p>
+    <w:p>
+      <w:r>
+        <w:t>MISIÓN</w:t>
+      </w:r>
+    </w:p>
+    <w:p>
+      <w:r>
+        <w:t>Medir la convergencia semántica antes de que se convierta en riesgo.</w:t>
+      </w:r>
+    </w:p>
+    <w:p>
       <w:pPr>
         <w:rPr>
-          <w:rFonts w:ascii="Times New Roman" w:hAnsi="Times New Roman" w:cs="Times New Roman"/>
+          <w:lang w:val="en-IE"/>
         </w:rPr>
       </w:pPr>
       <w:r>
         <w:rPr>
-          <w:rFonts w:ascii="Times New Roman" w:hAnsi="Times New Roman" w:cs="Times New Roman"/>
-        </w:rPr>
-        <w:t>RESUMEN EJECUTIVO</w:t>
-      </w:r>
-    </w:p>
-    <w:p>
-      <w:pPr>
-        <w:rPr>
-          <w:rFonts w:ascii="Times New Roman" w:hAnsi="Times New Roman" w:cs="Times New Roman"/>
-        </w:rPr>
-      </w:pPr>
-      <w:r>
-        <w:rPr>
-          <w:rFonts w:ascii="Times New Roman" w:hAnsi="Times New Roman" w:cs="Times New Roman"/>
-        </w:rPr>
-        <w:t xml:space="preserve">El Continuum </w:t>
-      </w:r>
-      <w:proofErr w:type="spellStart"/>
-      <w:r>
-        <w:rPr>
-          <w:rFonts w:ascii="Times New Roman" w:hAnsi="Times New Roman" w:cs="Times New Roman"/>
-        </w:rPr>
-        <w:t>Semantic</w:t>
-      </w:r>
-      <w:proofErr w:type="spellEnd"/>
-      <w:r>
-        <w:rPr>
-          <w:rFonts w:ascii="Times New Roman" w:hAnsi="Times New Roman" w:cs="Times New Roman"/>
-        </w:rPr>
-        <w:t xml:space="preserve"> </w:t>
-      </w:r>
-      <w:proofErr w:type="spellStart"/>
-      <w:r>
-        <w:rPr>
-          <w:rFonts w:ascii="Times New Roman" w:hAnsi="Times New Roman" w:cs="Times New Roman"/>
-        </w:rPr>
-        <w:t>Index</w:t>
-      </w:r>
-      <w:proofErr w:type="spellEnd"/>
-      <w:r>
-        <w:rPr>
-          <w:rFonts w:ascii="Times New Roman" w:hAnsi="Times New Roman" w:cs="Times New Roman"/>
-        </w:rPr>
-        <w:t xml:space="preserve"> (CSI) es una metodología en desarrollo orientada a la detección, medición y análisis de fenómenos de convergencia semántica en sistemas de inteligencia artificial.</w:t>
-      </w:r>
-    </w:p>
-    <w:p>
-      <w:pPr>
-        <w:rPr>
-          <w:rFonts w:ascii="Times New Roman" w:hAnsi="Times New Roman" w:cs="Times New Roman"/>
-        </w:rPr>
-      </w:pPr>
-      <w:r>
-        <w:rPr>
-          <w:rFonts w:ascii="Times New Roman" w:hAnsi="Times New Roman" w:cs="Times New Roman"/>
-        </w:rPr>
-        <w:t>El proyecto parte de la hipótesis de que determinados procesos de entrenamiento, alineamiento, optimización y agregación pueden inducir dinámicas progresivas de homogeneización representacional, reduciendo la capacidad de los sistemas para mantener diferencias semánticas significativas.</w:t>
-      </w:r>
-    </w:p>
-    <w:p>
-      <w:pPr>
-        <w:rPr>
-          <w:rFonts w:ascii="Times New Roman" w:hAnsi="Times New Roman" w:cs="Times New Roman"/>
-        </w:rPr>
-      </w:pPr>
-      <w:r>
-        <w:rPr>
-          <w:rFonts w:ascii="Times New Roman" w:hAnsi="Times New Roman" w:cs="Times New Roman"/>
-        </w:rPr>
-        <w:t>CSI pretende proporcionar un marco de observación, evaluación y auditoría de dichos fenómenos.</w:t>
-      </w:r>
-    </w:p>
-    <w:p>
-      <w:pPr>
-        <w:rPr>
-          <w:rFonts w:ascii="Times New Roman" w:hAnsi="Times New Roman" w:cs="Times New Roman"/>
-        </w:rPr>
-      </w:pPr>
-      <w:r>
-        <w:rPr>
-          <w:rFonts w:ascii="Times New Roman" w:hAnsi="Times New Roman" w:cs="Times New Roman"/>
-        </w:rPr>
-        <w:t>PROBLEMA</w:t>
-      </w:r>
-    </w:p>
-    <w:p>
-      <w:pPr>
-        <w:rPr>
-          <w:rFonts w:ascii="Times New Roman" w:hAnsi="Times New Roman" w:cs="Times New Roman"/>
-        </w:rPr>
-      </w:pPr>
-      <w:r>
-        <w:rPr>
-          <w:rFonts w:ascii="Times New Roman" w:hAnsi="Times New Roman" w:cs="Times New Roman"/>
-        </w:rPr>
-        <w:t>Las métricas actuales permiten medir con relativa precisión:</w:t>
-      </w:r>
-    </w:p>
-    <w:p>
-      <w:pPr>
-        <w:numPr>
-          <w:ilvl w:val="0"/>
-          <w:numId w:val="1"/>
-        </w:numPr>
-        <w:rPr>
-          <w:rFonts w:ascii="Times New Roman" w:hAnsi="Times New Roman" w:cs="Times New Roman"/>
-        </w:rPr>
-      </w:pPr>
-      <w:r>
-        <w:rPr>
-          <w:rFonts w:ascii="Times New Roman" w:hAnsi="Times New Roman" w:cs="Times New Roman"/>
-        </w:rPr>
-        <w:t>Rendimiento.</w:t>
-      </w:r>
-    </w:p>
-    <w:p>
-      <w:pPr>
-        <w:numPr>
-          <w:ilvl w:val="0"/>
-          <w:numId w:val="1"/>
-        </w:numPr>
-        <w:rPr>
-          <w:rFonts w:ascii="Times New Roman" w:hAnsi="Times New Roman" w:cs="Times New Roman"/>
-        </w:rPr>
-      </w:pPr>
-      <w:r>
-        <w:rPr>
-          <w:rFonts w:ascii="Times New Roman" w:hAnsi="Times New Roman" w:cs="Times New Roman"/>
-        </w:rPr>
-        <w:t>Precisión.</w:t>
-      </w:r>
-    </w:p>
-    <w:p>
-      <w:pPr>
-        <w:numPr>
-          <w:ilvl w:val="0"/>
-          <w:numId w:val="1"/>
-        </w:numPr>
-        <w:rPr>
-          <w:rFonts w:ascii="Times New Roman" w:hAnsi="Times New Roman" w:cs="Times New Roman"/>
-        </w:rPr>
-      </w:pPr>
-      <w:r>
-        <w:rPr>
-          <w:rFonts w:ascii="Times New Roman" w:hAnsi="Times New Roman" w:cs="Times New Roman"/>
-        </w:rPr>
-        <w:t>Robustez.</w:t>
-      </w:r>
-    </w:p>
-    <w:p>
-      <w:pPr>
-        <w:numPr>
-          <w:ilvl w:val="0"/>
-          <w:numId w:val="1"/>
-        </w:numPr>
-        <w:rPr>
-          <w:rFonts w:ascii="Times New Roman" w:hAnsi="Times New Roman" w:cs="Times New Roman"/>
-        </w:rPr>
-      </w:pPr>
-      <w:proofErr w:type="spellStart"/>
-      <w:r>
-        <w:rPr>
-          <w:rFonts w:ascii="Times New Roman" w:hAnsi="Times New Roman" w:cs="Times New Roman"/>
-        </w:rPr>
-        <w:t>Fairness</w:t>
-      </w:r>
-      <w:proofErr w:type="spellEnd"/>
-      <w:r>
-        <w:rPr>
-          <w:rFonts w:ascii="Times New Roman" w:hAnsi="Times New Roman" w:cs="Times New Roman"/>
-        </w:rPr>
-        <w:t>.</w:t>
-      </w:r>
-    </w:p>
-    <w:p>
-      <w:pPr>
-        <w:numPr>
-          <w:ilvl w:val="0"/>
-          <w:numId w:val="1"/>
-        </w:numPr>
-        <w:rPr>
-          <w:rFonts w:ascii="Times New Roman" w:hAnsi="Times New Roman" w:cs="Times New Roman"/>
-        </w:rPr>
-      </w:pPr>
-      <w:r>
-        <w:rPr>
-          <w:rFonts w:ascii="Times New Roman" w:hAnsi="Times New Roman" w:cs="Times New Roman"/>
-        </w:rPr>
-        <w:t>Toxicidad.</w:t>
-      </w:r>
-    </w:p>
-    <w:p>
-      <w:pPr>
-        <w:numPr>
-          <w:ilvl w:val="0"/>
-          <w:numId w:val="1"/>
-        </w:numPr>
-        <w:rPr>
-          <w:rFonts w:ascii="Times New Roman" w:hAnsi="Times New Roman" w:cs="Times New Roman"/>
-        </w:rPr>
-      </w:pPr>
-      <w:r>
-        <w:rPr>
-          <w:rFonts w:ascii="Times New Roman" w:hAnsi="Times New Roman" w:cs="Times New Roman"/>
-        </w:rPr>
-        <w:t>Seguridad.</w:t>
-      </w:r>
-    </w:p>
-    <w:p>
-      <w:pPr>
-        <w:rPr>
-          <w:rFonts w:ascii="Times New Roman" w:hAnsi="Times New Roman" w:cs="Times New Roman"/>
-        </w:rPr>
-      </w:pPr>
-      <w:r>
-        <w:rPr>
-          <w:rFonts w:ascii="Times New Roman" w:hAnsi="Times New Roman" w:cs="Times New Roman"/>
-        </w:rPr>
-        <w:t>Sin embargo, existe una carencia de herramientas específicamente diseñadas para medir la evolución de la diversidad semántica de un sistema a lo largo del tiempo.</w:t>
-      </w:r>
-    </w:p>
-    <w:p>
-      <w:pPr>
-        <w:rPr>
-          <w:rFonts w:ascii="Times New Roman" w:hAnsi="Times New Roman" w:cs="Times New Roman"/>
-        </w:rPr>
-      </w:pPr>
-      <w:r>
-        <w:rPr>
-          <w:rFonts w:ascii="Times New Roman" w:hAnsi="Times New Roman" w:cs="Times New Roman"/>
-        </w:rPr>
-        <w:t>Esta limitación dificulta la identificación temprana de procesos de convergencia excesiva y homogeneización representacional.</w:t>
-      </w:r>
-    </w:p>
-    <w:p>
-      <w:pPr>
-        <w:rPr>
-          <w:rFonts w:ascii="Times New Roman" w:hAnsi="Times New Roman" w:cs="Times New Roman"/>
-        </w:rPr>
-      </w:pPr>
-      <w:r>
-        <w:rPr>
-          <w:rFonts w:ascii="Times New Roman" w:hAnsi="Times New Roman" w:cs="Times New Roman"/>
-        </w:rPr>
-        <w:t>HIPÓTESIS FUNDACIONAL</w:t>
-      </w:r>
-    </w:p>
-    <w:p>
-      <w:pPr>
-        <w:rPr>
-          <w:rFonts w:ascii="Times New Roman" w:hAnsi="Times New Roman" w:cs="Times New Roman"/>
-        </w:rPr>
-      </w:pPr>
-      <w:r>
-        <w:rPr>
-          <w:rFonts w:ascii="Times New Roman" w:hAnsi="Times New Roman" w:cs="Times New Roman"/>
-        </w:rPr>
-        <w:t>La hipótesis central del proyecto establece que los sistemas de inteligencia artificial sometidos a procesos iterativos de entrenamiento, alineamiento o agregación pueden evolucionar hacia estados progresivamente más homogéneos.</w:t>
-      </w:r>
-    </w:p>
-    <w:p>
-      <w:pPr>
-        <w:rPr>
-          <w:rFonts w:ascii="Times New Roman" w:hAnsi="Times New Roman" w:cs="Times New Roman"/>
-        </w:rPr>
-      </w:pPr>
-      <w:r>
-        <w:rPr>
-          <w:rFonts w:ascii="Times New Roman" w:hAnsi="Times New Roman" w:cs="Times New Roman"/>
-        </w:rPr>
-        <w:t>Como consecuencia:</w:t>
-      </w:r>
-    </w:p>
-    <w:p>
-      <w:pPr>
-        <w:numPr>
-          <w:ilvl w:val="0"/>
-          <w:numId w:val="2"/>
-        </w:numPr>
-        <w:rPr>
-          <w:rFonts w:ascii="Times New Roman" w:hAnsi="Times New Roman" w:cs="Times New Roman"/>
-        </w:rPr>
-      </w:pPr>
-      <w:r>
-        <w:rPr>
-          <w:rFonts w:ascii="Times New Roman" w:hAnsi="Times New Roman" w:cs="Times New Roman"/>
-        </w:rPr>
-        <w:t>Disminuye la diferenciación semántica.</w:t>
-      </w:r>
-    </w:p>
-    <w:p>
-      <w:pPr>
-        <w:numPr>
-          <w:ilvl w:val="0"/>
-          <w:numId w:val="2"/>
-        </w:numPr>
-        <w:rPr>
-          <w:rFonts w:ascii="Times New Roman" w:hAnsi="Times New Roman" w:cs="Times New Roman"/>
-        </w:rPr>
-      </w:pPr>
-      <w:r>
-        <w:rPr>
-          <w:rFonts w:ascii="Times New Roman" w:hAnsi="Times New Roman" w:cs="Times New Roman"/>
+          <w:lang w:val="en-IE"/>
         </w:rPr>
         <w:lastRenderedPageBreak/>
-        <w:t>Aumenta la similitud entre respuestas.</w:t>
-      </w:r>
-    </w:p>
-    <w:p>
-      <w:pPr>
-        <w:numPr>
-          <w:ilvl w:val="0"/>
-          <w:numId w:val="2"/>
-        </w:numPr>
+        <w:t>LEMA</w:t>
+      </w:r>
+    </w:p>
+    <w:p>
+      <w:pPr>
         <w:rPr>
-          <w:rFonts w:ascii="Times New Roman" w:hAnsi="Times New Roman" w:cs="Times New Roman"/>
-        </w:rPr>
-      </w:pPr>
-      <w:r>
-        <w:rPr>
-          <w:rFonts w:ascii="Times New Roman" w:hAnsi="Times New Roman" w:cs="Times New Roman"/>
-        </w:rPr>
-        <w:t>Se reducen perspectivas alternativas.</w:t>
-      </w:r>
-    </w:p>
-    <w:p>
-      <w:pPr>
-        <w:numPr>
-          <w:ilvl w:val="0"/>
-          <w:numId w:val="2"/>
-        </w:numPr>
-        <w:rPr>
-          <w:rFonts w:ascii="Times New Roman" w:hAnsi="Times New Roman" w:cs="Times New Roman"/>
-        </w:rPr>
-      </w:pPr>
-      <w:r>
-        <w:rPr>
-          <w:rFonts w:ascii="Times New Roman" w:hAnsi="Times New Roman" w:cs="Times New Roman"/>
-        </w:rPr>
-        <w:t>Se concentran patrones argumentativos.</w:t>
-      </w:r>
-    </w:p>
-    <w:p>
-      <w:pPr>
-        <w:numPr>
-          <w:ilvl w:val="0"/>
-          <w:numId w:val="2"/>
-        </w:numPr>
-        <w:rPr>
-          <w:rFonts w:ascii="Times New Roman" w:hAnsi="Times New Roman" w:cs="Times New Roman"/>
-        </w:rPr>
-      </w:pPr>
-      <w:r>
-        <w:rPr>
-          <w:rFonts w:ascii="Times New Roman" w:hAnsi="Times New Roman" w:cs="Times New Roman"/>
-        </w:rPr>
-        <w:t>Se incrementa la uniformidad representacional.</w:t>
-      </w:r>
-    </w:p>
-    <w:p>
-      <w:pPr>
-        <w:rPr>
-          <w:rFonts w:ascii="Times New Roman" w:hAnsi="Times New Roman" w:cs="Times New Roman"/>
-        </w:rPr>
-      </w:pPr>
-      <w:r>
-        <w:rPr>
-          <w:rFonts w:ascii="Times New Roman" w:hAnsi="Times New Roman" w:cs="Times New Roman"/>
-        </w:rPr>
-        <w:t>CSI pretende cuantificar dicha evolución.</w:t>
-      </w:r>
-    </w:p>
-    <w:p>
-      <w:pPr>
-        <w:rPr>
-          <w:rFonts w:ascii="Times New Roman" w:hAnsi="Times New Roman" w:cs="Times New Roman"/>
-        </w:rPr>
-      </w:pPr>
-      <w:r>
-        <w:rPr>
-          <w:rFonts w:ascii="Times New Roman" w:hAnsi="Times New Roman" w:cs="Times New Roman"/>
-        </w:rPr>
-        <w:t>CONCEPTO CENTRAL</w:t>
-      </w:r>
-    </w:p>
-    <w:p>
-      <w:pPr>
-        <w:rPr>
-          <w:rFonts w:ascii="Times New Roman" w:hAnsi="Times New Roman" w:cs="Times New Roman"/>
-        </w:rPr>
-      </w:pPr>
-      <w:r>
-        <w:rPr>
-          <w:rFonts w:ascii="Times New Roman" w:hAnsi="Times New Roman" w:cs="Times New Roman"/>
-        </w:rPr>
-        <w:t>COLAPSO DE DISTINCIÓN</w:t>
-      </w:r>
-    </w:p>
-    <w:p>
-      <w:pPr>
-        <w:rPr>
-          <w:rFonts w:ascii="Times New Roman" w:hAnsi="Times New Roman" w:cs="Times New Roman"/>
-        </w:rPr>
-      </w:pPr>
-      <w:r>
-        <w:rPr>
-          <w:rFonts w:ascii="Times New Roman" w:hAnsi="Times New Roman" w:cs="Times New Roman"/>
-        </w:rPr>
-        <w:t>Se define como el proceso mediante el cual representaciones inicialmente diferenciadas convergen progresivamente hacia estados semánticos más uniformes.</w:t>
-      </w:r>
-    </w:p>
-    <w:p>
-      <w:pPr>
-        <w:rPr>
-          <w:rFonts w:ascii="Times New Roman" w:hAnsi="Times New Roman" w:cs="Times New Roman"/>
-        </w:rPr>
-      </w:pPr>
-      <w:r>
-        <w:rPr>
-          <w:rFonts w:ascii="Times New Roman" w:hAnsi="Times New Roman" w:cs="Times New Roman"/>
-        </w:rPr>
-        <w:t>Desde esta perspectiva, la diversidad semántica constituye un recurso medible cuya reducción puede ser observada mediante indicadores específicos.</w:t>
-      </w:r>
-    </w:p>
-    <w:p>
-      <w:pPr>
-        <w:rPr>
-          <w:rFonts w:ascii="Times New Roman" w:hAnsi="Times New Roman" w:cs="Times New Roman"/>
-        </w:rPr>
-      </w:pPr>
-      <w:r>
-        <w:rPr>
-          <w:rFonts w:ascii="Times New Roman" w:hAnsi="Times New Roman" w:cs="Times New Roman"/>
-        </w:rPr>
-        <w:t>OBJETIVO DEL CSI</w:t>
-      </w:r>
-    </w:p>
-    <w:p>
-      <w:pPr>
-        <w:rPr>
-          <w:rFonts w:ascii="Times New Roman" w:hAnsi="Times New Roman" w:cs="Times New Roman"/>
-        </w:rPr>
-      </w:pPr>
-      <w:r>
-        <w:rPr>
-          <w:rFonts w:ascii="Times New Roman" w:hAnsi="Times New Roman" w:cs="Times New Roman"/>
-        </w:rPr>
-        <w:t>El objetivo principal del CSI consiste en medir:</w:t>
-      </w:r>
-    </w:p>
-    <w:p>
-      <w:pPr>
-        <w:numPr>
-          <w:ilvl w:val="0"/>
-          <w:numId w:val="3"/>
-        </w:numPr>
-        <w:rPr>
-          <w:rFonts w:ascii="Times New Roman" w:hAnsi="Times New Roman" w:cs="Times New Roman"/>
-        </w:rPr>
-      </w:pPr>
-      <w:r>
-        <w:rPr>
-          <w:rFonts w:ascii="Times New Roman" w:hAnsi="Times New Roman" w:cs="Times New Roman"/>
-        </w:rPr>
-        <w:t>Distinción semántica.</w:t>
-      </w:r>
-    </w:p>
-    <w:p>
-      <w:pPr>
-        <w:numPr>
-          <w:ilvl w:val="0"/>
-          <w:numId w:val="3"/>
-        </w:numPr>
-        <w:rPr>
-          <w:rFonts w:ascii="Times New Roman" w:hAnsi="Times New Roman" w:cs="Times New Roman"/>
-        </w:rPr>
-      </w:pPr>
-      <w:r>
-        <w:rPr>
-          <w:rFonts w:ascii="Times New Roman" w:hAnsi="Times New Roman" w:cs="Times New Roman"/>
-        </w:rPr>
-        <w:t>Diversidad cognitiva.</w:t>
-      </w:r>
-    </w:p>
-    <w:p>
-      <w:pPr>
-        <w:numPr>
-          <w:ilvl w:val="0"/>
-          <w:numId w:val="3"/>
-        </w:numPr>
-        <w:rPr>
-          <w:rFonts w:ascii="Times New Roman" w:hAnsi="Times New Roman" w:cs="Times New Roman"/>
-        </w:rPr>
-      </w:pPr>
-      <w:r>
-        <w:rPr>
-          <w:rFonts w:ascii="Times New Roman" w:hAnsi="Times New Roman" w:cs="Times New Roman"/>
-        </w:rPr>
-        <w:t>Persistencia diferencial.</w:t>
-      </w:r>
-    </w:p>
-    <w:p>
-      <w:pPr>
-        <w:numPr>
-          <w:ilvl w:val="0"/>
-          <w:numId w:val="3"/>
-        </w:numPr>
-        <w:rPr>
-          <w:rFonts w:ascii="Times New Roman" w:hAnsi="Times New Roman" w:cs="Times New Roman"/>
-        </w:rPr>
-      </w:pPr>
-      <w:r>
-        <w:rPr>
-          <w:rFonts w:ascii="Times New Roman" w:hAnsi="Times New Roman" w:cs="Times New Roman"/>
-        </w:rPr>
-        <w:t>Convergencia contextual.</w:t>
-      </w:r>
-    </w:p>
-    <w:p>
-      <w:pPr>
-        <w:numPr>
-          <w:ilvl w:val="0"/>
-          <w:numId w:val="3"/>
-        </w:numPr>
-        <w:rPr>
-          <w:rFonts w:ascii="Times New Roman" w:hAnsi="Times New Roman" w:cs="Times New Roman"/>
-        </w:rPr>
-      </w:pPr>
-      <w:r>
-        <w:rPr>
-          <w:rFonts w:ascii="Times New Roman" w:hAnsi="Times New Roman" w:cs="Times New Roman"/>
-        </w:rPr>
-        <w:t>Homogeneización representacional.</w:t>
-      </w:r>
-    </w:p>
-    <w:p>
-      <w:pPr>
-        <w:rPr>
-          <w:rFonts w:ascii="Times New Roman" w:hAnsi="Times New Roman" w:cs="Times New Roman"/>
-        </w:rPr>
-      </w:pPr>
-      <w:r>
-        <w:rPr>
-          <w:rFonts w:ascii="Times New Roman" w:hAnsi="Times New Roman" w:cs="Times New Roman"/>
-        </w:rPr>
-        <w:t>El índice no pretende medir precisión ni rendimiento.</w:t>
-      </w:r>
-    </w:p>
-    <w:p>
-      <w:pPr>
-        <w:rPr>
-          <w:rFonts w:ascii="Times New Roman" w:hAnsi="Times New Roman" w:cs="Times New Roman"/>
-        </w:rPr>
-      </w:pPr>
-      <w:r>
-        <w:rPr>
-          <w:rFonts w:ascii="Times New Roman" w:hAnsi="Times New Roman" w:cs="Times New Roman"/>
-        </w:rPr>
-        <w:t>Su finalidad es evaluar la capacidad de un sistema para conservar diferencias significativas entre representaciones.</w:t>
-      </w:r>
-    </w:p>
-    <w:p>
-      <w:pPr>
-        <w:rPr>
-          <w:rFonts w:ascii="Times New Roman" w:hAnsi="Times New Roman" w:cs="Times New Roman"/>
-        </w:rPr>
-      </w:pPr>
-      <w:r>
-        <w:rPr>
-          <w:rFonts w:ascii="Times New Roman" w:hAnsi="Times New Roman" w:cs="Times New Roman"/>
-        </w:rPr>
-        <w:t>DIFERENCIACIÓN FRENTE AL ESTADO DEL ARTE</w:t>
-      </w:r>
-    </w:p>
-    <w:p>
-      <w:pPr>
-        <w:rPr>
-          <w:rFonts w:ascii="Times New Roman" w:hAnsi="Times New Roman" w:cs="Times New Roman"/>
-        </w:rPr>
-      </w:pPr>
-      <w:proofErr w:type="spellStart"/>
-      <w:r>
-        <w:rPr>
-          <w:rFonts w:ascii="Times New Roman" w:hAnsi="Times New Roman" w:cs="Times New Roman"/>
-        </w:rPr>
-        <w:t>Cosine</w:t>
-      </w:r>
-      <w:proofErr w:type="spellEnd"/>
-      <w:r>
-        <w:rPr>
-          <w:rFonts w:ascii="Times New Roman" w:hAnsi="Times New Roman" w:cs="Times New Roman"/>
-        </w:rPr>
-        <w:t xml:space="preserve"> </w:t>
-      </w:r>
-      <w:proofErr w:type="spellStart"/>
-      <w:r>
-        <w:rPr>
-          <w:rFonts w:ascii="Times New Roman" w:hAnsi="Times New Roman" w:cs="Times New Roman"/>
-        </w:rPr>
-        <w:t>Similarity</w:t>
-      </w:r>
-      <w:proofErr w:type="spellEnd"/>
-    </w:p>
-    <w:p>
-      <w:pPr>
-        <w:rPr>
-          <w:rFonts w:ascii="Times New Roman" w:hAnsi="Times New Roman" w:cs="Times New Roman"/>
-        </w:rPr>
-      </w:pPr>
-      <w:r>
-        <w:rPr>
-          <w:rFonts w:ascii="Times New Roman" w:hAnsi="Times New Roman" w:cs="Times New Roman"/>
-        </w:rPr>
-        <w:t>Mide similitud entre vectores concretos.</w:t>
-      </w:r>
-    </w:p>
-    <w:p>
-      <w:pPr>
-        <w:rPr>
-          <w:rFonts w:ascii="Times New Roman" w:hAnsi="Times New Roman" w:cs="Times New Roman"/>
-        </w:rPr>
-      </w:pPr>
-      <w:r>
-        <w:rPr>
-          <w:rFonts w:ascii="Times New Roman" w:hAnsi="Times New Roman" w:cs="Times New Roman"/>
-        </w:rPr>
-        <w:t>CSI pretende medir la evolución global de la diferenciación de un sistema.</w:t>
-      </w:r>
-    </w:p>
-    <w:p>
-      <w:pPr>
-        <w:rPr>
-          <w:rFonts w:ascii="Times New Roman" w:hAnsi="Times New Roman" w:cs="Times New Roman"/>
-        </w:rPr>
-      </w:pPr>
-      <w:proofErr w:type="spellStart"/>
-      <w:r>
-        <w:rPr>
-          <w:rFonts w:ascii="Times New Roman" w:hAnsi="Times New Roman" w:cs="Times New Roman"/>
-        </w:rPr>
-        <w:t>Clustering</w:t>
-      </w:r>
-      <w:proofErr w:type="spellEnd"/>
-    </w:p>
-    <w:p>
-      <w:pPr>
-        <w:rPr>
-          <w:rFonts w:ascii="Times New Roman" w:hAnsi="Times New Roman" w:cs="Times New Roman"/>
-        </w:rPr>
-      </w:pPr>
-      <w:r>
-        <w:rPr>
-          <w:rFonts w:ascii="Times New Roman" w:hAnsi="Times New Roman" w:cs="Times New Roman"/>
-        </w:rPr>
-        <w:t>Detecta agrupaciones.</w:t>
-      </w:r>
-    </w:p>
-    <w:p>
-      <w:pPr>
-        <w:rPr>
-          <w:rFonts w:ascii="Times New Roman" w:hAnsi="Times New Roman" w:cs="Times New Roman"/>
-        </w:rPr>
-      </w:pPr>
-      <w:r>
-        <w:rPr>
-          <w:rFonts w:ascii="Times New Roman" w:hAnsi="Times New Roman" w:cs="Times New Roman"/>
-        </w:rPr>
-        <w:t>CSI pretende medir cuándo dichas agrupaciones dejan de ser significativamente distintas.</w:t>
-      </w:r>
-    </w:p>
-    <w:p>
-      <w:pPr>
-        <w:rPr>
-          <w:rFonts w:ascii="Times New Roman" w:hAnsi="Times New Roman" w:cs="Times New Roman"/>
-        </w:rPr>
-      </w:pPr>
-      <w:proofErr w:type="spellStart"/>
-      <w:r>
-        <w:rPr>
-          <w:rFonts w:ascii="Times New Roman" w:hAnsi="Times New Roman" w:cs="Times New Roman"/>
-        </w:rPr>
-        <w:t>Fairness</w:t>
-      </w:r>
-      <w:proofErr w:type="spellEnd"/>
-      <w:r>
-        <w:rPr>
-          <w:rFonts w:ascii="Times New Roman" w:hAnsi="Times New Roman" w:cs="Times New Roman"/>
-        </w:rPr>
-        <w:t xml:space="preserve"> </w:t>
-      </w:r>
-      <w:proofErr w:type="spellStart"/>
-      <w:r>
-        <w:rPr>
-          <w:rFonts w:ascii="Times New Roman" w:hAnsi="Times New Roman" w:cs="Times New Roman"/>
-        </w:rPr>
-        <w:t>Metrics</w:t>
-      </w:r>
-      <w:proofErr w:type="spellEnd"/>
-    </w:p>
-    <w:p>
-      <w:pPr>
-        <w:rPr>
-          <w:rFonts w:ascii="Times New Roman" w:hAnsi="Times New Roman" w:cs="Times New Roman"/>
-        </w:rPr>
-      </w:pPr>
-      <w:r>
-        <w:rPr>
-          <w:rFonts w:ascii="Times New Roman" w:hAnsi="Times New Roman" w:cs="Times New Roman"/>
-        </w:rPr>
-        <w:lastRenderedPageBreak/>
-        <w:t>Evalúan sesgos concretos.</w:t>
-      </w:r>
-    </w:p>
-    <w:p>
-      <w:pPr>
-        <w:rPr>
-          <w:rFonts w:ascii="Times New Roman" w:hAnsi="Times New Roman" w:cs="Times New Roman"/>
-        </w:rPr>
-      </w:pPr>
-      <w:r>
-        <w:rPr>
-          <w:rFonts w:ascii="Times New Roman" w:hAnsi="Times New Roman" w:cs="Times New Roman"/>
-        </w:rPr>
-        <w:t>CSI pretende medir dinámicas generales de convergencia semántica independientemente del tipo de sesgo.</w:t>
-      </w:r>
-    </w:p>
-    <w:p>
-      <w:pPr>
-        <w:rPr>
-          <w:rFonts w:ascii="Times New Roman" w:hAnsi="Times New Roman" w:cs="Times New Roman"/>
-        </w:rPr>
-      </w:pPr>
-      <w:proofErr w:type="spellStart"/>
-      <w:r>
-        <w:rPr>
-          <w:rFonts w:ascii="Times New Roman" w:hAnsi="Times New Roman" w:cs="Times New Roman"/>
-        </w:rPr>
-        <w:t>Robustness</w:t>
-      </w:r>
-      <w:proofErr w:type="spellEnd"/>
-      <w:r>
-        <w:rPr>
-          <w:rFonts w:ascii="Times New Roman" w:hAnsi="Times New Roman" w:cs="Times New Roman"/>
-        </w:rPr>
-        <w:t xml:space="preserve"> </w:t>
-      </w:r>
-      <w:proofErr w:type="spellStart"/>
-      <w:r>
-        <w:rPr>
-          <w:rFonts w:ascii="Times New Roman" w:hAnsi="Times New Roman" w:cs="Times New Roman"/>
-        </w:rPr>
-        <w:t>Metrics</w:t>
-      </w:r>
-      <w:proofErr w:type="spellEnd"/>
-    </w:p>
-    <w:p>
-      <w:pPr>
-        <w:rPr>
-          <w:rFonts w:ascii="Times New Roman" w:hAnsi="Times New Roman" w:cs="Times New Roman"/>
-        </w:rPr>
-      </w:pPr>
-      <w:r>
-        <w:rPr>
-          <w:rFonts w:ascii="Times New Roman" w:hAnsi="Times New Roman" w:cs="Times New Roman"/>
-        </w:rPr>
-        <w:t>Evalúan estabilidad frente a perturbaciones.</w:t>
-      </w:r>
-    </w:p>
-    <w:p>
-      <w:pPr>
-        <w:rPr>
-          <w:rFonts w:ascii="Times New Roman" w:hAnsi="Times New Roman" w:cs="Times New Roman"/>
-        </w:rPr>
-      </w:pPr>
-      <w:r>
-        <w:rPr>
-          <w:rFonts w:ascii="Times New Roman" w:hAnsi="Times New Roman" w:cs="Times New Roman"/>
-        </w:rPr>
-        <w:t>CSI evalúa pérdida de pluralidad representacional.</w:t>
-      </w:r>
-    </w:p>
-    <w:p>
-      <w:pPr>
-        <w:rPr>
-          <w:rFonts w:ascii="Times New Roman" w:hAnsi="Times New Roman" w:cs="Times New Roman"/>
-        </w:rPr>
-      </w:pPr>
-      <w:r>
-        <w:rPr>
-          <w:rFonts w:ascii="Times New Roman" w:hAnsi="Times New Roman" w:cs="Times New Roman"/>
-        </w:rPr>
-        <w:t>Definición diferencial</w:t>
-      </w:r>
-    </w:p>
-    <w:p>
-      <w:pPr>
-        <w:rPr>
-          <w:rFonts w:ascii="Times New Roman" w:hAnsi="Times New Roman" w:cs="Times New Roman"/>
-        </w:rPr>
-      </w:pPr>
-      <w:r>
-        <w:rPr>
-          <w:rFonts w:ascii="Times New Roman" w:hAnsi="Times New Roman" w:cs="Times New Roman"/>
-        </w:rPr>
-        <w:t xml:space="preserve">Mientras la mayoría de </w:t>
-      </w:r>
-      <w:proofErr w:type="gramStart"/>
-      <w:r>
-        <w:rPr>
-          <w:rFonts w:ascii="Times New Roman" w:hAnsi="Times New Roman" w:cs="Times New Roman"/>
-        </w:rPr>
-        <w:t>métricas</w:t>
-      </w:r>
-      <w:proofErr w:type="gramEnd"/>
-      <w:r>
-        <w:rPr>
-          <w:rFonts w:ascii="Times New Roman" w:hAnsi="Times New Roman" w:cs="Times New Roman"/>
-        </w:rPr>
-        <w:t xml:space="preserve"> responden:</w:t>
-      </w:r>
-    </w:p>
-    <w:p>
-      <w:pPr>
-        <w:rPr>
-          <w:rFonts w:ascii="Times New Roman" w:hAnsi="Times New Roman" w:cs="Times New Roman"/>
-        </w:rPr>
-      </w:pPr>
-      <w:r>
-        <w:rPr>
-          <w:rFonts w:ascii="Times New Roman" w:hAnsi="Times New Roman" w:cs="Times New Roman"/>
-        </w:rPr>
-        <w:t>"¿Qué tan correcto o robusto es un sistema?"</w:t>
-      </w:r>
-    </w:p>
-    <w:p>
-      <w:pPr>
-        <w:rPr>
-          <w:rFonts w:ascii="Times New Roman" w:hAnsi="Times New Roman" w:cs="Times New Roman"/>
-        </w:rPr>
-      </w:pPr>
-      <w:r>
-        <w:rPr>
-          <w:rFonts w:ascii="Times New Roman" w:hAnsi="Times New Roman" w:cs="Times New Roman"/>
-        </w:rPr>
-        <w:t>CSI pretende responder:</w:t>
-      </w:r>
-    </w:p>
-    <w:p>
-      <w:pPr>
-        <w:rPr>
-          <w:rFonts w:ascii="Times New Roman" w:hAnsi="Times New Roman" w:cs="Times New Roman"/>
-        </w:rPr>
-      </w:pPr>
-      <w:r>
-        <w:rPr>
-          <w:rFonts w:ascii="Times New Roman" w:hAnsi="Times New Roman" w:cs="Times New Roman"/>
-        </w:rPr>
-        <w:t>"¿Está perdiendo capacidad para mantener diferencias semánticas significativas?"</w:t>
-      </w:r>
-    </w:p>
-    <w:p>
-      <w:pPr>
-        <w:rPr>
-          <w:rFonts w:ascii="Times New Roman" w:hAnsi="Times New Roman" w:cs="Times New Roman"/>
-        </w:rPr>
-      </w:pPr>
-      <w:r>
-        <w:rPr>
-          <w:rFonts w:ascii="Times New Roman" w:hAnsi="Times New Roman" w:cs="Times New Roman"/>
-        </w:rPr>
-        <w:t>ARQUITECTURA CONCEPTUAL</w:t>
-      </w:r>
-    </w:p>
-    <w:p>
-      <w:pPr>
-        <w:rPr>
-          <w:rFonts w:ascii="Times New Roman" w:hAnsi="Times New Roman" w:cs="Times New Roman"/>
-        </w:rPr>
-      </w:pPr>
-      <w:r>
-        <w:rPr>
-          <w:rFonts w:ascii="Times New Roman" w:hAnsi="Times New Roman" w:cs="Times New Roman"/>
-        </w:rPr>
-        <w:t>ENTRADAS</w:t>
-      </w:r>
-    </w:p>
-    <w:p>
-      <w:pPr>
-        <w:rPr>
-          <w:rFonts w:ascii="Times New Roman" w:hAnsi="Times New Roman" w:cs="Times New Roman"/>
-        </w:rPr>
-      </w:pPr>
-      <w:r>
-        <w:rPr>
-          <w:rFonts w:ascii="Times New Roman" w:hAnsi="Times New Roman" w:cs="Times New Roman"/>
-        </w:rPr>
-        <w:t>Nivel 1</w:t>
-      </w:r>
-    </w:p>
-    <w:p>
-      <w:pPr>
-        <w:numPr>
-          <w:ilvl w:val="0"/>
-          <w:numId w:val="4"/>
-        </w:numPr>
-        <w:rPr>
-          <w:rFonts w:ascii="Times New Roman" w:hAnsi="Times New Roman" w:cs="Times New Roman"/>
-        </w:rPr>
-      </w:pPr>
-      <w:proofErr w:type="spellStart"/>
-      <w:r>
-        <w:rPr>
-          <w:rFonts w:ascii="Times New Roman" w:hAnsi="Times New Roman" w:cs="Times New Roman"/>
-        </w:rPr>
-        <w:t>Prompts</w:t>
-      </w:r>
-      <w:proofErr w:type="spellEnd"/>
-      <w:r>
-        <w:rPr>
-          <w:rFonts w:ascii="Times New Roman" w:hAnsi="Times New Roman" w:cs="Times New Roman"/>
-        </w:rPr>
-        <w:t>.</w:t>
-      </w:r>
-    </w:p>
-    <w:p>
-      <w:pPr>
-        <w:numPr>
-          <w:ilvl w:val="0"/>
-          <w:numId w:val="4"/>
-        </w:numPr>
-        <w:rPr>
-          <w:rFonts w:ascii="Times New Roman" w:hAnsi="Times New Roman" w:cs="Times New Roman"/>
-        </w:rPr>
-      </w:pPr>
-      <w:r>
-        <w:rPr>
-          <w:rFonts w:ascii="Times New Roman" w:hAnsi="Times New Roman" w:cs="Times New Roman"/>
-        </w:rPr>
-        <w:t>Respuestas.</w:t>
-      </w:r>
-    </w:p>
-    <w:p>
-      <w:pPr>
-        <w:numPr>
-          <w:ilvl w:val="0"/>
-          <w:numId w:val="4"/>
-        </w:numPr>
-        <w:rPr>
-          <w:rFonts w:ascii="Times New Roman" w:hAnsi="Times New Roman" w:cs="Times New Roman"/>
-        </w:rPr>
-      </w:pPr>
-      <w:r>
-        <w:rPr>
-          <w:rFonts w:ascii="Times New Roman" w:hAnsi="Times New Roman" w:cs="Times New Roman"/>
-        </w:rPr>
-        <w:t>Conversaciones.</w:t>
-      </w:r>
-    </w:p>
-    <w:p>
-      <w:pPr>
-        <w:rPr>
-          <w:rFonts w:ascii="Times New Roman" w:hAnsi="Times New Roman" w:cs="Times New Roman"/>
-        </w:rPr>
-      </w:pPr>
-      <w:r>
-        <w:rPr>
-          <w:rFonts w:ascii="Times New Roman" w:hAnsi="Times New Roman" w:cs="Times New Roman"/>
-        </w:rPr>
-        <w:t>Nivel 2</w:t>
-      </w:r>
-    </w:p>
-    <w:p>
-      <w:pPr>
-        <w:numPr>
-          <w:ilvl w:val="0"/>
-          <w:numId w:val="5"/>
-        </w:numPr>
-        <w:rPr>
-          <w:rFonts w:ascii="Times New Roman" w:hAnsi="Times New Roman" w:cs="Times New Roman"/>
-        </w:rPr>
-      </w:pPr>
-      <w:proofErr w:type="spellStart"/>
-      <w:r>
-        <w:rPr>
-          <w:rFonts w:ascii="Times New Roman" w:hAnsi="Times New Roman" w:cs="Times New Roman"/>
-        </w:rPr>
-        <w:t>Embeddings</w:t>
-      </w:r>
-      <w:proofErr w:type="spellEnd"/>
-      <w:r>
-        <w:rPr>
-          <w:rFonts w:ascii="Times New Roman" w:hAnsi="Times New Roman" w:cs="Times New Roman"/>
-        </w:rPr>
-        <w:t>.</w:t>
-      </w:r>
-    </w:p>
-    <w:p>
-      <w:pPr>
-        <w:numPr>
-          <w:ilvl w:val="0"/>
-          <w:numId w:val="5"/>
-        </w:numPr>
-        <w:rPr>
-          <w:rFonts w:ascii="Times New Roman" w:hAnsi="Times New Roman" w:cs="Times New Roman"/>
-        </w:rPr>
-      </w:pPr>
-      <w:r>
-        <w:rPr>
-          <w:rFonts w:ascii="Times New Roman" w:hAnsi="Times New Roman" w:cs="Times New Roman"/>
-        </w:rPr>
-        <w:t>Representaciones vectoriales.</w:t>
-      </w:r>
-    </w:p>
-    <w:p>
-      <w:pPr>
-        <w:rPr>
-          <w:rFonts w:ascii="Times New Roman" w:hAnsi="Times New Roman" w:cs="Times New Roman"/>
-        </w:rPr>
-      </w:pPr>
-      <w:r>
-        <w:rPr>
-          <w:rFonts w:ascii="Times New Roman" w:hAnsi="Times New Roman" w:cs="Times New Roman"/>
-        </w:rPr>
-        <w:t>Nivel 3</w:t>
-      </w:r>
-    </w:p>
-    <w:p>
-      <w:pPr>
-        <w:numPr>
-          <w:ilvl w:val="0"/>
-          <w:numId w:val="6"/>
-        </w:numPr>
-        <w:rPr>
-          <w:rFonts w:ascii="Times New Roman" w:hAnsi="Times New Roman" w:cs="Times New Roman"/>
-        </w:rPr>
-      </w:pPr>
-      <w:proofErr w:type="spellStart"/>
-      <w:proofErr w:type="gramStart"/>
-      <w:r>
-        <w:rPr>
-          <w:rFonts w:ascii="Times New Roman" w:hAnsi="Times New Roman" w:cs="Times New Roman"/>
-        </w:rPr>
-        <w:t>Clusters</w:t>
-      </w:r>
-      <w:proofErr w:type="spellEnd"/>
-      <w:proofErr w:type="gramEnd"/>
-      <w:r>
-        <w:rPr>
-          <w:rFonts w:ascii="Times New Roman" w:hAnsi="Times New Roman" w:cs="Times New Roman"/>
-        </w:rPr>
-        <w:t xml:space="preserve"> semánticos.</w:t>
-      </w:r>
-    </w:p>
-    <w:p>
-      <w:pPr>
-        <w:numPr>
-          <w:ilvl w:val="0"/>
-          <w:numId w:val="6"/>
-        </w:numPr>
-        <w:rPr>
-          <w:rFonts w:ascii="Times New Roman" w:hAnsi="Times New Roman" w:cs="Times New Roman"/>
-        </w:rPr>
-      </w:pPr>
-      <w:r>
-        <w:rPr>
-          <w:rFonts w:ascii="Times New Roman" w:hAnsi="Times New Roman" w:cs="Times New Roman"/>
-        </w:rPr>
-        <w:t>Evolución temporal.</w:t>
-      </w:r>
-    </w:p>
-    <w:p>
-      <w:pPr>
-        <w:rPr>
-          <w:rFonts w:ascii="Times New Roman" w:hAnsi="Times New Roman" w:cs="Times New Roman"/>
-        </w:rPr>
-      </w:pPr>
-      <w:r>
-        <w:rPr>
-          <w:rFonts w:ascii="Times New Roman" w:hAnsi="Times New Roman" w:cs="Times New Roman"/>
-        </w:rPr>
-        <w:t>PROCESAMIENTO</w:t>
-      </w:r>
-    </w:p>
-    <w:p>
-      <w:pPr>
-        <w:rPr>
-          <w:rFonts w:ascii="Times New Roman" w:hAnsi="Times New Roman" w:cs="Times New Roman"/>
-        </w:rPr>
-      </w:pPr>
-      <w:r>
-        <w:rPr>
-          <w:rFonts w:ascii="Times New Roman" w:hAnsi="Times New Roman" w:cs="Times New Roman"/>
-        </w:rPr>
-        <w:t>Análisis de:</w:t>
-      </w:r>
-    </w:p>
-    <w:p>
-      <w:pPr>
-        <w:numPr>
-          <w:ilvl w:val="0"/>
-          <w:numId w:val="7"/>
-        </w:numPr>
-        <w:rPr>
-          <w:rFonts w:ascii="Times New Roman" w:hAnsi="Times New Roman" w:cs="Times New Roman"/>
-        </w:rPr>
-      </w:pPr>
-      <w:r>
-        <w:rPr>
-          <w:rFonts w:ascii="Times New Roman" w:hAnsi="Times New Roman" w:cs="Times New Roman"/>
-        </w:rPr>
-        <w:t>Similitud.</w:t>
-      </w:r>
-    </w:p>
-    <w:p>
-      <w:pPr>
-        <w:numPr>
-          <w:ilvl w:val="0"/>
-          <w:numId w:val="7"/>
-        </w:numPr>
-        <w:rPr>
-          <w:rFonts w:ascii="Times New Roman" w:hAnsi="Times New Roman" w:cs="Times New Roman"/>
-        </w:rPr>
-      </w:pPr>
-      <w:r>
-        <w:rPr>
-          <w:rFonts w:ascii="Times New Roman" w:hAnsi="Times New Roman" w:cs="Times New Roman"/>
-        </w:rPr>
-        <w:t>Diversidad.</w:t>
-      </w:r>
-    </w:p>
-    <w:p>
-      <w:pPr>
-        <w:numPr>
-          <w:ilvl w:val="0"/>
-          <w:numId w:val="7"/>
-        </w:numPr>
-        <w:rPr>
-          <w:rFonts w:ascii="Times New Roman" w:hAnsi="Times New Roman" w:cs="Times New Roman"/>
-        </w:rPr>
-      </w:pPr>
-      <w:r>
-        <w:rPr>
-          <w:rFonts w:ascii="Times New Roman" w:hAnsi="Times New Roman" w:cs="Times New Roman"/>
-        </w:rPr>
-        <w:t>Dispersión.</w:t>
-      </w:r>
-    </w:p>
-    <w:p>
-      <w:pPr>
-        <w:numPr>
-          <w:ilvl w:val="0"/>
-          <w:numId w:val="7"/>
-        </w:numPr>
-        <w:rPr>
-          <w:rFonts w:ascii="Times New Roman" w:hAnsi="Times New Roman" w:cs="Times New Roman"/>
-        </w:rPr>
-      </w:pPr>
-      <w:r>
-        <w:rPr>
-          <w:rFonts w:ascii="Times New Roman" w:hAnsi="Times New Roman" w:cs="Times New Roman"/>
-        </w:rPr>
-        <w:t>Persistencia.</w:t>
-      </w:r>
-    </w:p>
-    <w:p>
-      <w:pPr>
-        <w:numPr>
-          <w:ilvl w:val="0"/>
-          <w:numId w:val="7"/>
-        </w:numPr>
-        <w:rPr>
-          <w:rFonts w:ascii="Times New Roman" w:hAnsi="Times New Roman" w:cs="Times New Roman"/>
-        </w:rPr>
-      </w:pPr>
-      <w:r>
-        <w:rPr>
-          <w:rFonts w:ascii="Times New Roman" w:hAnsi="Times New Roman" w:cs="Times New Roman"/>
-        </w:rPr>
-        <w:lastRenderedPageBreak/>
-        <w:t>Convergencia.</w:t>
-      </w:r>
-    </w:p>
-    <w:p>
-      <w:pPr>
-        <w:rPr>
-          <w:rFonts w:ascii="Times New Roman" w:hAnsi="Times New Roman" w:cs="Times New Roman"/>
-        </w:rPr>
-      </w:pPr>
-      <w:r>
-        <w:rPr>
-          <w:rFonts w:ascii="Times New Roman" w:hAnsi="Times New Roman" w:cs="Times New Roman"/>
-        </w:rPr>
-        <w:t>SALIDA</w:t>
-      </w:r>
-    </w:p>
-    <w:p>
-      <w:pPr>
-        <w:rPr>
-          <w:rFonts w:ascii="Times New Roman" w:hAnsi="Times New Roman" w:cs="Times New Roman"/>
-        </w:rPr>
-      </w:pPr>
-      <w:r>
-        <w:rPr>
-          <w:rFonts w:ascii="Times New Roman" w:hAnsi="Times New Roman" w:cs="Times New Roman"/>
-        </w:rPr>
-        <w:t>CSI Score.</w:t>
-      </w:r>
-    </w:p>
-    <w:p>
-      <w:pPr>
-        <w:rPr>
-          <w:rFonts w:ascii="Times New Roman" w:hAnsi="Times New Roman" w:cs="Times New Roman"/>
-        </w:rPr>
-      </w:pPr>
-      <w:r>
-        <w:rPr>
-          <w:rFonts w:ascii="Times New Roman" w:hAnsi="Times New Roman" w:cs="Times New Roman"/>
-        </w:rPr>
-        <w:t>Escala conceptual inicial:</w:t>
-      </w:r>
-    </w:p>
-    <w:p>
-      <w:pPr>
-        <w:rPr>
-          <w:rFonts w:ascii="Times New Roman" w:hAnsi="Times New Roman" w:cs="Times New Roman"/>
-        </w:rPr>
-      </w:pPr>
-      <w:r>
-        <w:rPr>
-          <w:rFonts w:ascii="Times New Roman" w:hAnsi="Times New Roman" w:cs="Times New Roman"/>
-        </w:rPr>
-        <w:t>0,00 – 0,25</w:t>
-      </w:r>
-      <w:r>
-        <w:rPr>
-          <w:rFonts w:ascii="Times New Roman" w:hAnsi="Times New Roman" w:cs="Times New Roman"/>
-        </w:rPr>
-        <w:br/>
-        <w:t>Alta diversidad semántica.</w:t>
-      </w:r>
-    </w:p>
-    <w:p>
-      <w:pPr>
-        <w:rPr>
-          <w:rFonts w:ascii="Times New Roman" w:hAnsi="Times New Roman" w:cs="Times New Roman"/>
-        </w:rPr>
-      </w:pPr>
-      <w:r>
-        <w:rPr>
-          <w:rFonts w:ascii="Times New Roman" w:hAnsi="Times New Roman" w:cs="Times New Roman"/>
-        </w:rPr>
-        <w:t>0,26 – 0,50</w:t>
-      </w:r>
-      <w:r>
-        <w:rPr>
-          <w:rFonts w:ascii="Times New Roman" w:hAnsi="Times New Roman" w:cs="Times New Roman"/>
-        </w:rPr>
-        <w:br/>
-        <w:t>Diversidad moderada.</w:t>
-      </w:r>
-    </w:p>
-    <w:p>
-      <w:pPr>
-        <w:rPr>
-          <w:rFonts w:ascii="Times New Roman" w:hAnsi="Times New Roman" w:cs="Times New Roman"/>
-        </w:rPr>
-      </w:pPr>
-      <w:r>
-        <w:rPr>
-          <w:rFonts w:ascii="Times New Roman" w:hAnsi="Times New Roman" w:cs="Times New Roman"/>
-        </w:rPr>
-        <w:t>0,51 – 0,75</w:t>
-      </w:r>
-      <w:r>
-        <w:rPr>
-          <w:rFonts w:ascii="Times New Roman" w:hAnsi="Times New Roman" w:cs="Times New Roman"/>
-        </w:rPr>
-        <w:br/>
-        <w:t>Convergencia elevada.</w:t>
-      </w:r>
-    </w:p>
-    <w:p>
-      <w:pPr>
-        <w:rPr>
-          <w:rFonts w:ascii="Times New Roman" w:hAnsi="Times New Roman" w:cs="Times New Roman"/>
-        </w:rPr>
-      </w:pPr>
-      <w:r>
-        <w:rPr>
-          <w:rFonts w:ascii="Times New Roman" w:hAnsi="Times New Roman" w:cs="Times New Roman"/>
-        </w:rPr>
-        <w:t>0,76 – 1,00</w:t>
-      </w:r>
-      <w:r>
-        <w:rPr>
-          <w:rFonts w:ascii="Times New Roman" w:hAnsi="Times New Roman" w:cs="Times New Roman"/>
-        </w:rPr>
-        <w:br/>
-        <w:t>Homogeneización significativa.</w:t>
-      </w:r>
-    </w:p>
-    <w:p>
-      <w:pPr>
-        <w:rPr>
-          <w:rFonts w:ascii="Times New Roman" w:hAnsi="Times New Roman" w:cs="Times New Roman"/>
-        </w:rPr>
-      </w:pPr>
-      <w:r>
-        <w:rPr>
-          <w:rFonts w:ascii="Times New Roman" w:hAnsi="Times New Roman" w:cs="Times New Roman"/>
-        </w:rPr>
-        <w:t>VALIDACIÓN EXPERIMENTAL PROPUESTA</w:t>
-      </w:r>
-    </w:p>
-    <w:p>
-      <w:pPr>
-        <w:rPr>
-          <w:rFonts w:ascii="Times New Roman" w:hAnsi="Times New Roman" w:cs="Times New Roman"/>
-        </w:rPr>
-      </w:pPr>
-      <w:r>
-        <w:rPr>
-          <w:rFonts w:ascii="Times New Roman" w:hAnsi="Times New Roman" w:cs="Times New Roman"/>
-        </w:rPr>
-        <w:t>Experimento 1</w:t>
-      </w:r>
-    </w:p>
-    <w:p>
-      <w:pPr>
-        <w:rPr>
-          <w:rFonts w:ascii="Times New Roman" w:hAnsi="Times New Roman" w:cs="Times New Roman"/>
-        </w:rPr>
-      </w:pPr>
-      <w:r>
-        <w:rPr>
-          <w:rFonts w:ascii="Times New Roman" w:hAnsi="Times New Roman" w:cs="Times New Roman"/>
-        </w:rPr>
-        <w:t>Comparación entre:</w:t>
-      </w:r>
-    </w:p>
-    <w:p>
-      <w:pPr>
-        <w:numPr>
-          <w:ilvl w:val="0"/>
-          <w:numId w:val="8"/>
-        </w:numPr>
-        <w:rPr>
-          <w:rFonts w:ascii="Times New Roman" w:hAnsi="Times New Roman" w:cs="Times New Roman"/>
-        </w:rPr>
-      </w:pPr>
-      <w:r>
-        <w:rPr>
-          <w:rFonts w:ascii="Times New Roman" w:hAnsi="Times New Roman" w:cs="Times New Roman"/>
-        </w:rPr>
-        <w:t>Modelo base.</w:t>
-      </w:r>
-    </w:p>
-    <w:p>
-      <w:pPr>
-        <w:numPr>
-          <w:ilvl w:val="0"/>
-          <w:numId w:val="8"/>
-        </w:numPr>
-        <w:rPr>
-          <w:rFonts w:ascii="Times New Roman" w:hAnsi="Times New Roman" w:cs="Times New Roman"/>
-        </w:rPr>
-      </w:pPr>
-      <w:r>
-        <w:rPr>
-          <w:rFonts w:ascii="Times New Roman" w:hAnsi="Times New Roman" w:cs="Times New Roman"/>
-        </w:rPr>
-        <w:t>Modelo alineado.</w:t>
-      </w:r>
-    </w:p>
-    <w:p>
-      <w:pPr>
-        <w:rPr>
-          <w:rFonts w:ascii="Times New Roman" w:hAnsi="Times New Roman" w:cs="Times New Roman"/>
-        </w:rPr>
-      </w:pPr>
-      <w:r>
-        <w:rPr>
-          <w:rFonts w:ascii="Times New Roman" w:hAnsi="Times New Roman" w:cs="Times New Roman"/>
-        </w:rPr>
-        <w:t>Procedimiento:</w:t>
-      </w:r>
-    </w:p>
-    <w:p>
-      <w:pPr>
-        <w:numPr>
-          <w:ilvl w:val="0"/>
-          <w:numId w:val="9"/>
-        </w:numPr>
-        <w:rPr>
-          <w:rFonts w:ascii="Times New Roman" w:hAnsi="Times New Roman" w:cs="Times New Roman"/>
-        </w:rPr>
-      </w:pPr>
-      <w:r>
-        <w:rPr>
-          <w:rFonts w:ascii="Times New Roman" w:hAnsi="Times New Roman" w:cs="Times New Roman"/>
-        </w:rPr>
-        <w:t>Formular el mismo conjunto de preguntas.</w:t>
-      </w:r>
-    </w:p>
-    <w:p>
-      <w:pPr>
-        <w:numPr>
-          <w:ilvl w:val="0"/>
-          <w:numId w:val="9"/>
-        </w:numPr>
-        <w:rPr>
-          <w:rFonts w:ascii="Times New Roman" w:hAnsi="Times New Roman" w:cs="Times New Roman"/>
-        </w:rPr>
-      </w:pPr>
-      <w:r>
-        <w:rPr>
-          <w:rFonts w:ascii="Times New Roman" w:hAnsi="Times New Roman" w:cs="Times New Roman"/>
-        </w:rPr>
-        <w:t>Analizar respuestas.</w:t>
-      </w:r>
-    </w:p>
-    <w:p>
-      <w:pPr>
-        <w:numPr>
-          <w:ilvl w:val="0"/>
-          <w:numId w:val="9"/>
-        </w:numPr>
-        <w:rPr>
-          <w:rFonts w:ascii="Times New Roman" w:hAnsi="Times New Roman" w:cs="Times New Roman"/>
-        </w:rPr>
-      </w:pPr>
-      <w:r>
-        <w:rPr>
-          <w:rFonts w:ascii="Times New Roman" w:hAnsi="Times New Roman" w:cs="Times New Roman"/>
-        </w:rPr>
-        <w:t>Medir diversidad semántica.</w:t>
-      </w:r>
-    </w:p>
-    <w:p>
-      <w:pPr>
-        <w:numPr>
-          <w:ilvl w:val="0"/>
-          <w:numId w:val="9"/>
-        </w:numPr>
-        <w:rPr>
-          <w:rFonts w:ascii="Times New Roman" w:hAnsi="Times New Roman" w:cs="Times New Roman"/>
-        </w:rPr>
-      </w:pPr>
-      <w:r>
-        <w:rPr>
-          <w:rFonts w:ascii="Times New Roman" w:hAnsi="Times New Roman" w:cs="Times New Roman"/>
-        </w:rPr>
-        <w:t>Medir convergencia argumentativa.</w:t>
-      </w:r>
-    </w:p>
-    <w:p>
-      <w:pPr>
-        <w:numPr>
-          <w:ilvl w:val="0"/>
-          <w:numId w:val="9"/>
-        </w:numPr>
-        <w:rPr>
-          <w:rFonts w:ascii="Times New Roman" w:hAnsi="Times New Roman" w:cs="Times New Roman"/>
-        </w:rPr>
-      </w:pPr>
-      <w:r>
-        <w:rPr>
-          <w:rFonts w:ascii="Times New Roman" w:hAnsi="Times New Roman" w:cs="Times New Roman"/>
-        </w:rPr>
-        <w:t>Comparar resultados.</w:t>
-      </w:r>
-    </w:p>
-    <w:p>
-      <w:pPr>
-        <w:rPr>
-          <w:rFonts w:ascii="Times New Roman" w:hAnsi="Times New Roman" w:cs="Times New Roman"/>
-        </w:rPr>
-      </w:pPr>
-      <w:r>
-        <w:rPr>
-          <w:rFonts w:ascii="Times New Roman" w:hAnsi="Times New Roman" w:cs="Times New Roman"/>
-        </w:rPr>
-        <w:t>Hipótesis:</w:t>
-      </w:r>
-    </w:p>
-    <w:p>
-      <w:pPr>
-        <w:rPr>
-          <w:rFonts w:ascii="Times New Roman" w:hAnsi="Times New Roman" w:cs="Times New Roman"/>
-        </w:rPr>
-      </w:pPr>
-      <w:r>
-        <w:rPr>
-          <w:rFonts w:ascii="Times New Roman" w:hAnsi="Times New Roman" w:cs="Times New Roman"/>
-        </w:rPr>
-        <w:t>Los modelos más alineados presentarán mayores niveles de convergencia semántica.</w:t>
-      </w:r>
-    </w:p>
-    <w:p>
-      <w:pPr>
-        <w:rPr>
-          <w:rFonts w:ascii="Times New Roman" w:hAnsi="Times New Roman" w:cs="Times New Roman"/>
-        </w:rPr>
-      </w:pPr>
-      <w:r>
-        <w:rPr>
-          <w:rFonts w:ascii="Times New Roman" w:hAnsi="Times New Roman" w:cs="Times New Roman"/>
-        </w:rPr>
-        <w:t>PRODUCTOS DERIVADOS</w:t>
-      </w:r>
-    </w:p>
-    <w:p>
-      <w:pPr>
-        <w:rPr>
-          <w:rFonts w:ascii="Times New Roman" w:hAnsi="Times New Roman" w:cs="Times New Roman"/>
-        </w:rPr>
-      </w:pPr>
-      <w:r>
-        <w:rPr>
-          <w:rFonts w:ascii="Times New Roman" w:hAnsi="Times New Roman" w:cs="Times New Roman"/>
-        </w:rPr>
-        <w:t>CSI Audit</w:t>
-      </w:r>
-    </w:p>
-    <w:p>
-      <w:pPr>
-        <w:rPr>
-          <w:rFonts w:ascii="Times New Roman" w:hAnsi="Times New Roman" w:cs="Times New Roman"/>
-        </w:rPr>
-      </w:pPr>
-      <w:r>
-        <w:rPr>
-          <w:rFonts w:ascii="Times New Roman" w:hAnsi="Times New Roman" w:cs="Times New Roman"/>
-        </w:rPr>
-        <w:t>Servicio de auditoría especializada.</w:t>
-      </w:r>
-    </w:p>
-    <w:p>
-      <w:pPr>
-        <w:rPr>
-          <w:rFonts w:ascii="Times New Roman" w:hAnsi="Times New Roman" w:cs="Times New Roman"/>
-        </w:rPr>
-      </w:pPr>
-      <w:r>
-        <w:rPr>
-          <w:rFonts w:ascii="Times New Roman" w:hAnsi="Times New Roman" w:cs="Times New Roman"/>
-        </w:rPr>
-        <w:t xml:space="preserve">CSI </w:t>
-      </w:r>
-      <w:proofErr w:type="spellStart"/>
-      <w:r>
-        <w:rPr>
-          <w:rFonts w:ascii="Times New Roman" w:hAnsi="Times New Roman" w:cs="Times New Roman"/>
-        </w:rPr>
-        <w:t>Compliance</w:t>
-      </w:r>
-      <w:proofErr w:type="spellEnd"/>
-    </w:p>
-    <w:p>
-      <w:pPr>
-        <w:rPr>
-          <w:rFonts w:ascii="Times New Roman" w:hAnsi="Times New Roman" w:cs="Times New Roman"/>
-        </w:rPr>
-      </w:pPr>
-      <w:r>
-        <w:rPr>
-          <w:rFonts w:ascii="Times New Roman" w:hAnsi="Times New Roman" w:cs="Times New Roman"/>
-        </w:rPr>
-        <w:t>Herramienta de apoyo a gobernanza y cumplimiento normativo.</w:t>
-      </w:r>
-    </w:p>
-    <w:p>
-      <w:pPr>
-        <w:rPr>
-          <w:rFonts w:ascii="Times New Roman" w:hAnsi="Times New Roman" w:cs="Times New Roman"/>
-        </w:rPr>
-      </w:pPr>
-      <w:r>
-        <w:rPr>
-          <w:rFonts w:ascii="Times New Roman" w:hAnsi="Times New Roman" w:cs="Times New Roman"/>
-        </w:rPr>
-        <w:lastRenderedPageBreak/>
-        <w:t>CSI Monitor</w:t>
-      </w:r>
-    </w:p>
-    <w:p>
-      <w:pPr>
-        <w:rPr>
-          <w:rFonts w:ascii="Times New Roman" w:hAnsi="Times New Roman" w:cs="Times New Roman"/>
-        </w:rPr>
-      </w:pPr>
-      <w:r>
-        <w:rPr>
-          <w:rFonts w:ascii="Times New Roman" w:hAnsi="Times New Roman" w:cs="Times New Roman"/>
-        </w:rPr>
-        <w:t>Monitorización continua de sistemas IA.</w:t>
-      </w:r>
-    </w:p>
-    <w:p>
-      <w:pPr>
-        <w:rPr>
-          <w:rFonts w:ascii="Times New Roman" w:hAnsi="Times New Roman" w:cs="Times New Roman"/>
-        </w:rPr>
-      </w:pPr>
-      <w:r>
-        <w:rPr>
-          <w:rFonts w:ascii="Times New Roman" w:hAnsi="Times New Roman" w:cs="Times New Roman"/>
-        </w:rPr>
-        <w:t>CSI API</w:t>
-      </w:r>
-    </w:p>
-    <w:p>
-      <w:pPr>
-        <w:rPr>
-          <w:rFonts w:ascii="Times New Roman" w:hAnsi="Times New Roman" w:cs="Times New Roman"/>
-        </w:rPr>
-      </w:pPr>
-      <w:r>
-        <w:rPr>
-          <w:rFonts w:ascii="Times New Roman" w:hAnsi="Times New Roman" w:cs="Times New Roman"/>
-        </w:rPr>
-        <w:t>Integración empresarial.</w:t>
-      </w:r>
-    </w:p>
-    <w:p>
-      <w:pPr>
-        <w:rPr>
-          <w:rFonts w:ascii="Times New Roman" w:hAnsi="Times New Roman" w:cs="Times New Roman"/>
-        </w:rPr>
-      </w:pPr>
-      <w:r>
-        <w:rPr>
-          <w:rFonts w:ascii="Times New Roman" w:hAnsi="Times New Roman" w:cs="Times New Roman"/>
-        </w:rPr>
-        <w:t xml:space="preserve">CSI </w:t>
-      </w:r>
-      <w:proofErr w:type="spellStart"/>
-      <w:r>
-        <w:rPr>
-          <w:rFonts w:ascii="Times New Roman" w:hAnsi="Times New Roman" w:cs="Times New Roman"/>
-        </w:rPr>
-        <w:t>Research</w:t>
-      </w:r>
-      <w:proofErr w:type="spellEnd"/>
-    </w:p>
-    <w:p>
-      <w:pPr>
-        <w:rPr>
-          <w:rFonts w:ascii="Times New Roman" w:hAnsi="Times New Roman" w:cs="Times New Roman"/>
-        </w:rPr>
-      </w:pPr>
-      <w:r>
-        <w:rPr>
-          <w:rFonts w:ascii="Times New Roman" w:hAnsi="Times New Roman" w:cs="Times New Roman"/>
-        </w:rPr>
-        <w:t>Licencias para investigación.</w:t>
-      </w:r>
-    </w:p>
-    <w:p>
-      <w:pPr>
-        <w:rPr>
-          <w:rFonts w:ascii="Times New Roman" w:hAnsi="Times New Roman" w:cs="Times New Roman"/>
-        </w:rPr>
-      </w:pPr>
-      <w:r>
-        <w:rPr>
-          <w:rFonts w:ascii="Times New Roman" w:hAnsi="Times New Roman" w:cs="Times New Roman"/>
-        </w:rPr>
-        <w:t xml:space="preserve">CSI </w:t>
-      </w:r>
-      <w:proofErr w:type="spellStart"/>
-      <w:r>
-        <w:rPr>
-          <w:rFonts w:ascii="Times New Roman" w:hAnsi="Times New Roman" w:cs="Times New Roman"/>
-        </w:rPr>
-        <w:t>Observatory</w:t>
-      </w:r>
-      <w:proofErr w:type="spellEnd"/>
-    </w:p>
-    <w:p>
-      <w:pPr>
-        <w:rPr>
-          <w:rFonts w:ascii="Times New Roman" w:hAnsi="Times New Roman" w:cs="Times New Roman"/>
-        </w:rPr>
-      </w:pPr>
-      <w:r>
-        <w:rPr>
-          <w:rFonts w:ascii="Times New Roman" w:hAnsi="Times New Roman" w:cs="Times New Roman"/>
-        </w:rPr>
-        <w:t>Observatorio de convergencia semántica.</w:t>
-      </w:r>
-    </w:p>
-    <w:p>
-      <w:pPr>
-        <w:rPr>
-          <w:rFonts w:ascii="Times New Roman" w:hAnsi="Times New Roman" w:cs="Times New Roman"/>
-        </w:rPr>
-      </w:pPr>
-      <w:r>
-        <w:rPr>
-          <w:rFonts w:ascii="Times New Roman" w:hAnsi="Times New Roman" w:cs="Times New Roman"/>
-        </w:rPr>
-        <w:t>APLICACIONES</w:t>
-      </w:r>
-    </w:p>
-    <w:p>
-      <w:pPr>
-        <w:numPr>
-          <w:ilvl w:val="0"/>
-          <w:numId w:val="10"/>
-        </w:numPr>
-        <w:rPr>
-          <w:rFonts w:ascii="Times New Roman" w:hAnsi="Times New Roman" w:cs="Times New Roman"/>
-        </w:rPr>
-      </w:pPr>
-      <w:r>
-        <w:rPr>
-          <w:rFonts w:ascii="Times New Roman" w:hAnsi="Times New Roman" w:cs="Times New Roman"/>
-        </w:rPr>
-        <w:t>Auditoría de IA.</w:t>
-      </w:r>
-    </w:p>
-    <w:p>
-      <w:pPr>
-        <w:numPr>
-          <w:ilvl w:val="0"/>
-          <w:numId w:val="10"/>
-        </w:numPr>
-        <w:rPr>
-          <w:rFonts w:ascii="Times New Roman" w:hAnsi="Times New Roman" w:cs="Times New Roman"/>
-        </w:rPr>
-      </w:pPr>
-      <w:r>
-        <w:rPr>
-          <w:rFonts w:ascii="Times New Roman" w:hAnsi="Times New Roman" w:cs="Times New Roman"/>
-        </w:rPr>
-        <w:t>Gobernanza algorítmica.</w:t>
-      </w:r>
-    </w:p>
-    <w:p>
-      <w:pPr>
-        <w:numPr>
-          <w:ilvl w:val="0"/>
-          <w:numId w:val="10"/>
-        </w:numPr>
-        <w:rPr>
-          <w:rFonts w:ascii="Times New Roman" w:hAnsi="Times New Roman" w:cs="Times New Roman"/>
-        </w:rPr>
-      </w:pPr>
-      <w:r>
-        <w:rPr>
-          <w:rFonts w:ascii="Times New Roman" w:hAnsi="Times New Roman" w:cs="Times New Roman"/>
-        </w:rPr>
-        <w:t>Cumplimiento normativo.</w:t>
-      </w:r>
-    </w:p>
-    <w:p>
-      <w:pPr>
-        <w:numPr>
-          <w:ilvl w:val="0"/>
-          <w:numId w:val="10"/>
-        </w:numPr>
-        <w:rPr>
-          <w:rFonts w:ascii="Times New Roman" w:hAnsi="Times New Roman" w:cs="Times New Roman"/>
-        </w:rPr>
-      </w:pPr>
-      <w:r>
-        <w:rPr>
-          <w:rFonts w:ascii="Times New Roman" w:hAnsi="Times New Roman" w:cs="Times New Roman"/>
-        </w:rPr>
-        <w:t>Evaluación de riesgos.</w:t>
-      </w:r>
-    </w:p>
-    <w:p>
-      <w:pPr>
-        <w:numPr>
-          <w:ilvl w:val="0"/>
-          <w:numId w:val="10"/>
-        </w:numPr>
-        <w:rPr>
-          <w:rFonts w:ascii="Times New Roman" w:hAnsi="Times New Roman" w:cs="Times New Roman"/>
-        </w:rPr>
-      </w:pPr>
-      <w:r>
-        <w:rPr>
-          <w:rFonts w:ascii="Times New Roman" w:hAnsi="Times New Roman" w:cs="Times New Roman"/>
-        </w:rPr>
-        <w:t>Supervisión de modelos generativos.</w:t>
-      </w:r>
-    </w:p>
-    <w:p>
-      <w:pPr>
-        <w:numPr>
-          <w:ilvl w:val="0"/>
-          <w:numId w:val="10"/>
-        </w:numPr>
-        <w:rPr>
-          <w:rFonts w:ascii="Times New Roman" w:hAnsi="Times New Roman" w:cs="Times New Roman"/>
-        </w:rPr>
-      </w:pPr>
-      <w:r>
-        <w:rPr>
-          <w:rFonts w:ascii="Times New Roman" w:hAnsi="Times New Roman" w:cs="Times New Roman"/>
-        </w:rPr>
-        <w:t>Comparación de sistemas IA.</w:t>
-      </w:r>
-    </w:p>
-    <w:p>
-      <w:pPr>
-        <w:numPr>
-          <w:ilvl w:val="0"/>
-          <w:numId w:val="10"/>
-        </w:numPr>
-        <w:rPr>
-          <w:rFonts w:ascii="Times New Roman" w:hAnsi="Times New Roman" w:cs="Times New Roman"/>
-        </w:rPr>
-      </w:pPr>
-      <w:r>
-        <w:rPr>
-          <w:rFonts w:ascii="Times New Roman" w:hAnsi="Times New Roman" w:cs="Times New Roman"/>
-        </w:rPr>
-        <w:t>Investigación académica.</w:t>
-      </w:r>
-    </w:p>
-    <w:p>
-      <w:pPr>
-        <w:rPr>
-          <w:rFonts w:ascii="Times New Roman" w:hAnsi="Times New Roman" w:cs="Times New Roman"/>
-        </w:rPr>
-      </w:pPr>
-      <w:r>
-        <w:rPr>
-          <w:rFonts w:ascii="Times New Roman" w:hAnsi="Times New Roman" w:cs="Times New Roman"/>
-        </w:rPr>
-        <w:t>VISIÓN ESTRATÉGICA</w:t>
-      </w:r>
-    </w:p>
-    <w:p>
-      <w:pPr>
-        <w:rPr>
-          <w:rFonts w:ascii="Times New Roman" w:hAnsi="Times New Roman" w:cs="Times New Roman"/>
-        </w:rPr>
-      </w:pPr>
-      <w:r>
-        <w:rPr>
-          <w:rFonts w:ascii="Times New Roman" w:hAnsi="Times New Roman" w:cs="Times New Roman"/>
-        </w:rPr>
-        <w:t xml:space="preserve">Continuum AI </w:t>
-      </w:r>
-      <w:proofErr w:type="spellStart"/>
-      <w:r>
-        <w:rPr>
-          <w:rFonts w:ascii="Times New Roman" w:hAnsi="Times New Roman" w:cs="Times New Roman"/>
-        </w:rPr>
-        <w:t>Analytics</w:t>
-      </w:r>
-      <w:proofErr w:type="spellEnd"/>
-      <w:r>
-        <w:rPr>
-          <w:rFonts w:ascii="Times New Roman" w:hAnsi="Times New Roman" w:cs="Times New Roman"/>
-        </w:rPr>
-        <w:t xml:space="preserve"> aspira a convertirse en una empresa especializada en tecnologías de evaluación de convergencia semántica y riesgos emergentes asociados a sistemas de inteligencia artificial.</w:t>
-      </w:r>
-    </w:p>
-    <w:p>
-      <w:pPr>
-        <w:rPr>
-          <w:rFonts w:ascii="Times New Roman" w:hAnsi="Times New Roman" w:cs="Times New Roman"/>
-        </w:rPr>
-      </w:pPr>
-      <w:r>
-        <w:rPr>
-          <w:rFonts w:ascii="Times New Roman" w:hAnsi="Times New Roman" w:cs="Times New Roman"/>
-        </w:rPr>
-        <w:t xml:space="preserve">CSI Labs constituirá la unidad tecnológica encargada del desarrollo, validación y explotación del Continuum </w:t>
-      </w:r>
-      <w:proofErr w:type="spellStart"/>
-      <w:r>
-        <w:rPr>
-          <w:rFonts w:ascii="Times New Roman" w:hAnsi="Times New Roman" w:cs="Times New Roman"/>
-        </w:rPr>
-        <w:t>Semantic</w:t>
-      </w:r>
-      <w:proofErr w:type="spellEnd"/>
-      <w:r>
-        <w:rPr>
-          <w:rFonts w:ascii="Times New Roman" w:hAnsi="Times New Roman" w:cs="Times New Roman"/>
-        </w:rPr>
-        <w:t xml:space="preserve"> </w:t>
-      </w:r>
-      <w:proofErr w:type="spellStart"/>
-      <w:r>
-        <w:rPr>
-          <w:rFonts w:ascii="Times New Roman" w:hAnsi="Times New Roman" w:cs="Times New Roman"/>
-        </w:rPr>
-        <w:t>Index</w:t>
-      </w:r>
-      <w:proofErr w:type="spellEnd"/>
-      <w:r>
-        <w:rPr>
-          <w:rFonts w:ascii="Times New Roman" w:hAnsi="Times New Roman" w:cs="Times New Roman"/>
-        </w:rPr>
-        <w:t>.</w:t>
-      </w:r>
-    </w:p>
-    <w:p>
-      <w:pPr>
-        <w:rPr>
-          <w:rFonts w:ascii="Times New Roman" w:hAnsi="Times New Roman" w:cs="Times New Roman"/>
-        </w:rPr>
-      </w:pPr>
-      <w:r>
-        <w:rPr>
-          <w:rFonts w:ascii="Times New Roman" w:hAnsi="Times New Roman" w:cs="Times New Roman"/>
-        </w:rPr>
-        <w:t>MISIÓN</w:t>
-      </w:r>
-    </w:p>
-    <w:p>
-      <w:pPr>
-        <w:rPr>
-          <w:rFonts w:ascii="Times New Roman" w:hAnsi="Times New Roman" w:cs="Times New Roman"/>
-        </w:rPr>
-      </w:pPr>
-      <w:r>
-        <w:rPr>
-          <w:rFonts w:ascii="Times New Roman" w:hAnsi="Times New Roman" w:cs="Times New Roman"/>
-        </w:rPr>
-        <w:t>Medir la convergencia semántica antes de que se convierta en riesgo.</w:t>
-      </w:r>
-    </w:p>
-    <w:p>
-      <w:pPr>
-        <w:rPr>
-          <w:rFonts w:ascii="Times New Roman" w:hAnsi="Times New Roman" w:cs="Times New Roman"/>
           <w:lang w:val="en-IE"/>
         </w:rPr>
       </w:pPr>
       <w:r>
         <w:rPr>
-          <w:rFonts w:ascii="Times New Roman" w:hAnsi="Times New Roman" w:cs="Times New Roman"/>
-          <w:lang w:val="en-IE"/>
-        </w:rPr>
-        <w:t>LEMA</w:t>
-      </w:r>
-    </w:p>
-    <w:p>
-      <w:pPr>
-        <w:rPr>
-          <w:rFonts w:ascii="Times New Roman" w:hAnsi="Times New Roman" w:cs="Times New Roman"/>
-          <w:lang w:val="en-IE"/>
-        </w:rPr>
-      </w:pPr>
-      <w:r>
-        <w:rPr>
-          <w:rFonts w:ascii="Times New Roman" w:hAnsi="Times New Roman" w:cs="Times New Roman"/>
           <w:lang w:val="en-IE"/>
         </w:rPr>
         <w:t>"Measuring Semantic Convergence Before It Becomes Risk."</w:t>
@@ -4150,7 +3164,6 @@
   <w:style w:type="character" w:default="1" w:styleId="Fuentedeprrafopredeter">
     <w:name w:val="Default Paragraph Font"/>
     <w:uiPriority w:val="1"/>
-    <w:semiHidden/>
     <w:unhideWhenUsed/>
   </w:style>
   <w:style w:type="table" w:default="1" w:styleId="Tablanormal">
